--- a/lessons/3-1/downloads/reveal/3.1-session-2-practice-form-b.docx
+++ b/lessons/3-1/downloads/reveal/3.1-session-2-practice-form-b.docx
@@ -15,7 +15,7 @@
         <w:rPr>
           <w:rFonts w:ascii="Avenir Next" w:hAnsi="Avenir Next" w:cs="Avenir Next" w:eastAsia="Avenir Next"/>
           <w:color w:val="1A1A1A"/>
-          <w:sz w:val="20"/>
+          <w:sz w:val="22"/>
           <w:szCs w:val="20"/>
         </w:rPr>
         <w:t xml:space="preserve">Name</w:t>
@@ -33,7 +33,7 @@
         <w:rPr>
           <w:rFonts w:ascii="Avenir Next" w:hAnsi="Avenir Next" w:cs="Avenir Next" w:eastAsia="Avenir Next"/>
           <w:color w:val="1A1A1A"/>
-          <w:sz w:val="20"/>
+          <w:sz w:val="22"/>
           <w:szCs w:val="20"/>
         </w:rPr>
         <w:t xml:space="preserve">   Date</w:t>
@@ -51,7 +51,7 @@
         <w:rPr>
           <w:rFonts w:ascii="Avenir Next" w:hAnsi="Avenir Next" w:cs="Avenir Next" w:eastAsia="Avenir Next"/>
           <w:color w:val="1A1A1A"/>
-          <w:sz w:val="20"/>
+          <w:sz w:val="22"/>
           <w:szCs w:val="20"/>
         </w:rPr>
         <w:t xml:space="preserve">   Period</w:t>
@@ -78,7 +78,7 @@
           <w:caps/>
           <w:color w:val="003A70"/>
           <w:spacing w:val="12"/>
-          <w:sz w:val="19"/>
+          <w:sz w:val="22"/>
           <w:szCs w:val="19"/>
         </w:rPr>
         <w:t xml:space="preserve">Lesson 3-1  ·  Session 2  ·  Practice  ·  Form B</w:t>
@@ -86,6 +86,7 @@
     </w:p>
     <w:p>
       <w:pPr>
+        <w:pStyle w:val="Heading1"/>
         <w:keepNext/>
         <w:spacing w:before="0" w:after="10" w:line="240" w:lineRule="auto"/>
       </w:pPr>
@@ -111,7 +112,7 @@
         <w:rPr>
           <w:rFonts w:ascii="Avenir Next" w:hAnsi="Avenir Next" w:cs="Avenir Next" w:eastAsia="Avenir Next"/>
           <w:color w:val="5A5F66"/>
-          <w:sz w:val="17"/>
+          <w:sz w:val="22"/>
           <w:szCs w:val="17"/>
         </w:rPr>
         <w:t xml:space="preserve">Learning target — I can use a tape diagram to share a total according to a given ratio.</w:t>
@@ -128,7 +129,7 @@
     </w:p>
     <w:p>
       <w:pPr>
-        <w:spacing w:before="0" w:after="0" w:line="60" w:lineRule="auto"/>
+        <w:spacing w:before="0" w:after="0" w:line="50" w:lineRule="exact"/>
       </w:pPr>
     </w:p>
     <w:tbl>
@@ -167,6 +168,7 @@
           </w:tcPr>
           <w:p>
             <w:pPr>
+              <w:pStyle w:val="Heading2"/>
               <w:spacing w:before="0" w:after="40" w:line="264" w:lineRule="auto"/>
             </w:pPr>
             <w:r>
@@ -194,44 +196,44 @@
                 <w:rFonts w:ascii="Avenir Next" w:hAnsi="Avenir Next" w:cs="Avenir Next" w:eastAsia="Avenir Next"/>
                 <w:b/>
                 <w:color w:val="003A70"/>
+                <w:sz w:val="22"/>
+                <w:szCs w:val="18"/>
+              </w:rPr>
+              <w:t xml:space="preserve">•</w:t>
+            </w:r>
+            <w:r>
+              <w:rPr>
+                <w:rFonts w:ascii="Avenir Next" w:hAnsi="Avenir Next" w:cs="Avenir Next" w:eastAsia="Avenir Next"/>
+                <w:color w:val="1A1A1A"/>
                 <w:sz w:val="18"/>
                 <w:szCs w:val="18"/>
               </w:rPr>
-              <w:t xml:space="preserve">•</w:t>
-            </w:r>
-            <w:r>
-              <w:rPr>
-                <w:rFonts w:ascii="Avenir Next" w:hAnsi="Avenir Next" w:cs="Avenir Next" w:eastAsia="Avenir Next"/>
-                <w:color w:val="1A1A1A"/>
-                <w:sz w:val="18"/>
+              <w:tab/>
+            </w:r>
+            <w:r>
+              <w:rPr>
+                <w:rFonts w:ascii="Avenir Next" w:hAnsi="Avenir Next" w:cs="Avenir Next" w:eastAsia="Avenir Next"/>
+                <w:color w:val="1A1A1A"/>
+                <w:sz w:val="22"/>
                 <w:szCs w:val="18"/>
               </w:rPr>
-              <w:tab/>
-            </w:r>
-            <w:r>
-              <w:rPr>
-                <w:rFonts w:ascii="Avenir Next" w:hAnsi="Avenir Next" w:cs="Avenir Next" w:eastAsia="Avenir Next"/>
-                <w:color w:val="1A1A1A"/>
-                <w:sz w:val="18"/>
+              <w:t xml:space="preserve">A </w:t>
+            </w:r>
+            <w:r>
+              <w:rPr>
+                <w:rFonts w:ascii="Avenir Next" w:hAnsi="Avenir Next" w:cs="Avenir Next" w:eastAsia="Avenir Next"/>
+                <w:b/>
+                <w:color w:val="1A1A1A"/>
+                <w:sz w:val="22"/>
                 <w:szCs w:val="18"/>
               </w:rPr>
-              <w:t xml:space="preserve">A </w:t>
-            </w:r>
-            <w:r>
-              <w:rPr>
-                <w:rFonts w:ascii="Avenir Next" w:hAnsi="Avenir Next" w:cs="Avenir Next" w:eastAsia="Avenir Next"/>
-                <w:b/>
-                <w:color w:val="1A1A1A"/>
-                <w:sz w:val="18"/>
-                <w:szCs w:val="18"/>
-              </w:rPr>
               <w:t xml:space="preserve">tape diagram</w:t>
             </w:r>
             <w:r>
               <w:rPr>
                 <w:rFonts w:ascii="Avenir Next" w:hAnsi="Avenir Next" w:cs="Avenir Next" w:eastAsia="Avenir Next"/>
                 <w:color w:val="1A1A1A"/>
-                <w:sz w:val="18"/>
+                <w:sz w:val="22"/>
                 <w:szCs w:val="18"/>
               </w:rPr>
               <w:t xml:space="preserve"> uses equal boxes. The ratio tells how many boxes each group gets.</w:t>
@@ -250,35 +252,35 @@
                 <w:rFonts w:ascii="Avenir Next" w:hAnsi="Avenir Next" w:cs="Avenir Next" w:eastAsia="Avenir Next"/>
                 <w:b/>
                 <w:color w:val="003A70"/>
+                <w:sz w:val="22"/>
+                <w:szCs w:val="18"/>
+              </w:rPr>
+              <w:t xml:space="preserve">•</w:t>
+            </w:r>
+            <w:r>
+              <w:rPr>
+                <w:rFonts w:ascii="Avenir Next" w:hAnsi="Avenir Next" w:cs="Avenir Next" w:eastAsia="Avenir Next"/>
+                <w:color w:val="1A1A1A"/>
                 <w:sz w:val="18"/>
                 <w:szCs w:val="18"/>
               </w:rPr>
-              <w:t xml:space="preserve">•</w:t>
-            </w:r>
-            <w:r>
-              <w:rPr>
-                <w:rFonts w:ascii="Avenir Next" w:hAnsi="Avenir Next" w:cs="Avenir Next" w:eastAsia="Avenir Next"/>
-                <w:color w:val="1A1A1A"/>
-                <w:sz w:val="18"/>
+              <w:tab/>
+            </w:r>
+            <w:r>
+              <w:rPr>
+                <w:rFonts w:ascii="Avenir Next" w:hAnsi="Avenir Next" w:cs="Avenir Next" w:eastAsia="Avenir Next"/>
+                <w:b/>
+                <w:color w:val="1A1A1A"/>
+                <w:sz w:val="22"/>
                 <w:szCs w:val="18"/>
               </w:rPr>
-              <w:tab/>
-            </w:r>
-            <w:r>
-              <w:rPr>
-                <w:rFonts w:ascii="Avenir Next" w:hAnsi="Avenir Next" w:cs="Avenir Next" w:eastAsia="Avenir Next"/>
-                <w:b/>
-                <w:color w:val="1A1A1A"/>
-                <w:sz w:val="18"/>
-                <w:szCs w:val="18"/>
-              </w:rPr>
               <w:t xml:space="preserve">One box = total ÷ total parts.</w:t>
             </w:r>
             <w:r>
               <w:rPr>
                 <w:rFonts w:ascii="Avenir Next" w:hAnsi="Avenir Next" w:cs="Avenir Next" w:eastAsia="Avenir Next"/>
                 <w:color w:val="1A1A1A"/>
-                <w:sz w:val="18"/>
+                <w:sz w:val="22"/>
                 <w:szCs w:val="18"/>
               </w:rPr>
               <w:t xml:space="preserve"> Multiply one box by each term.</w:t>
@@ -297,25 +299,25 @@
                 <w:rFonts w:ascii="Avenir Next" w:hAnsi="Avenir Next" w:cs="Avenir Next" w:eastAsia="Avenir Next"/>
                 <w:b/>
                 <w:color w:val="003A70"/>
+                <w:sz w:val="22"/>
+                <w:szCs w:val="18"/>
+              </w:rPr>
+              <w:t xml:space="preserve">•</w:t>
+            </w:r>
+            <w:r>
+              <w:rPr>
+                <w:rFonts w:ascii="Avenir Next" w:hAnsi="Avenir Next" w:cs="Avenir Next" w:eastAsia="Avenir Next"/>
+                <w:color w:val="1A1A1A"/>
                 <w:sz w:val="18"/>
                 <w:szCs w:val="18"/>
               </w:rPr>
-              <w:t xml:space="preserve">•</w:t>
-            </w:r>
-            <w:r>
-              <w:rPr>
-                <w:rFonts w:ascii="Avenir Next" w:hAnsi="Avenir Next" w:cs="Avenir Next" w:eastAsia="Avenir Next"/>
-                <w:color w:val="1A1A1A"/>
-                <w:sz w:val="18"/>
-                <w:szCs w:val="18"/>
-              </w:rPr>
               <w:tab/>
             </w:r>
             <w:r>
               <w:rPr>
                 <w:rFonts w:ascii="Avenir Next" w:hAnsi="Avenir Next" w:cs="Avenir Next" w:eastAsia="Avenir Next"/>
                 <w:color w:val="1A1A1A"/>
-                <w:sz w:val="18"/>
+                <w:sz w:val="22"/>
                 <w:szCs w:val="18"/>
               </w:rPr>
               <w:t xml:space="preserve">If you know one group, divide it by its boxes to find one box.</w:t>
@@ -330,6 +332,7 @@
           </w:tcPr>
           <w:p>
             <w:pPr>
+              <w:pStyle w:val="Heading2"/>
               <w:spacing w:before="0" w:after="40" w:line="264" w:lineRule="auto"/>
             </w:pPr>
             <w:r>
@@ -352,7 +355,7 @@
               <w:rPr>
                 <w:rFonts w:ascii="Avenir Next" w:hAnsi="Avenir Next" w:cs="Avenir Next" w:eastAsia="Avenir Next"/>
                 <w:color w:val="1A1A1A"/>
-                <w:sz w:val="17"/>
+                <w:sz w:val="22"/>
                 <w:szCs w:val="17"/>
               </w:rPr>
               <w:t xml:space="preserve">Ana and Ben share 28 stickers in the ratio 3 : 4. Find each share.</w:t>
@@ -371,25 +374,25 @@
                 <w:rFonts w:ascii="Avenir Next" w:hAnsi="Avenir Next" w:cs="Avenir Next" w:eastAsia="Avenir Next"/>
                 <w:b/>
                 <w:color w:val="003A70"/>
+                <w:sz w:val="22"/>
+                <w:szCs w:val="17"/>
+              </w:rPr>
+              <w:t xml:space="preserve">Step 1</w:t>
+            </w:r>
+            <w:r>
+              <w:rPr>
+                <w:rFonts w:ascii="Avenir Next" w:hAnsi="Avenir Next" w:cs="Avenir Next" w:eastAsia="Avenir Next"/>
+                <w:color w:val="1A1A1A"/>
                 <w:sz w:val="17"/>
                 <w:szCs w:val="17"/>
               </w:rPr>
-              <w:t xml:space="preserve">Step 1</w:t>
-            </w:r>
-            <w:r>
-              <w:rPr>
-                <w:rFonts w:ascii="Avenir Next" w:hAnsi="Avenir Next" w:cs="Avenir Next" w:eastAsia="Avenir Next"/>
-                <w:color w:val="1A1A1A"/>
-                <w:sz w:val="17"/>
-                <w:szCs w:val="17"/>
-              </w:rPr>
               <w:tab/>
             </w:r>
             <w:r>
               <w:rPr>
                 <w:rFonts w:ascii="Avenir Next" w:hAnsi="Avenir Next" w:cs="Avenir Next" w:eastAsia="Avenir Next"/>
                 <w:color w:val="1A1A1A"/>
-                <w:sz w:val="17"/>
+                <w:sz w:val="22"/>
                 <w:szCs w:val="17"/>
               </w:rPr>
               <w:t xml:space="preserve">Total parts: 3 + 4 = 7.</w:t>
@@ -408,25 +411,25 @@
                 <w:rFonts w:ascii="Avenir Next" w:hAnsi="Avenir Next" w:cs="Avenir Next" w:eastAsia="Avenir Next"/>
                 <w:b/>
                 <w:color w:val="003A70"/>
+                <w:sz w:val="22"/>
+                <w:szCs w:val="17"/>
+              </w:rPr>
+              <w:t xml:space="preserve">Step 2</w:t>
+            </w:r>
+            <w:r>
+              <w:rPr>
+                <w:rFonts w:ascii="Avenir Next" w:hAnsi="Avenir Next" w:cs="Avenir Next" w:eastAsia="Avenir Next"/>
+                <w:color w:val="1A1A1A"/>
                 <w:sz w:val="17"/>
                 <w:szCs w:val="17"/>
               </w:rPr>
-              <w:t xml:space="preserve">Step 2</w:t>
-            </w:r>
-            <w:r>
-              <w:rPr>
-                <w:rFonts w:ascii="Avenir Next" w:hAnsi="Avenir Next" w:cs="Avenir Next" w:eastAsia="Avenir Next"/>
-                <w:color w:val="1A1A1A"/>
-                <w:sz w:val="17"/>
-                <w:szCs w:val="17"/>
-              </w:rPr>
               <w:tab/>
             </w:r>
             <w:r>
               <w:rPr>
                 <w:rFonts w:ascii="Avenir Next" w:hAnsi="Avenir Next" w:cs="Avenir Next" w:eastAsia="Avenir Next"/>
                 <w:color w:val="1A1A1A"/>
-                <w:sz w:val="17"/>
+                <w:sz w:val="22"/>
                 <w:szCs w:val="17"/>
               </w:rPr>
               <w:t xml:space="preserve">One box: 28 ÷ 7 = 4.</w:t>
@@ -445,25 +448,25 @@
                 <w:rFonts w:ascii="Avenir Next" w:hAnsi="Avenir Next" w:cs="Avenir Next" w:eastAsia="Avenir Next"/>
                 <w:b/>
                 <w:color w:val="003A70"/>
+                <w:sz w:val="22"/>
+                <w:szCs w:val="17"/>
+              </w:rPr>
+              <w:t xml:space="preserve">Step 3</w:t>
+            </w:r>
+            <w:r>
+              <w:rPr>
+                <w:rFonts w:ascii="Avenir Next" w:hAnsi="Avenir Next" w:cs="Avenir Next" w:eastAsia="Avenir Next"/>
+                <w:color w:val="1A1A1A"/>
                 <w:sz w:val="17"/>
                 <w:szCs w:val="17"/>
               </w:rPr>
-              <w:t xml:space="preserve">Step 3</w:t>
-            </w:r>
-            <w:r>
-              <w:rPr>
-                <w:rFonts w:ascii="Avenir Next" w:hAnsi="Avenir Next" w:cs="Avenir Next" w:eastAsia="Avenir Next"/>
-                <w:color w:val="1A1A1A"/>
-                <w:sz w:val="17"/>
-                <w:szCs w:val="17"/>
-              </w:rPr>
               <w:tab/>
             </w:r>
             <w:r>
               <w:rPr>
                 <w:rFonts w:ascii="Avenir Next" w:hAnsi="Avenir Next" w:cs="Avenir Next" w:eastAsia="Avenir Next"/>
                 <w:color w:val="1A1A1A"/>
-                <w:sz w:val="17"/>
+                <w:sz w:val="22"/>
                 <w:szCs w:val="17"/>
               </w:rPr>
               <w:t xml:space="preserve">Ana 3 × 4 = 12; Ben 4 × 4 = 16. Check: 12 + 16 = 28.</w:t>
@@ -482,18 +485,18 @@
                 <w:rFonts w:ascii="Avenir Next" w:hAnsi="Avenir Next" w:cs="Avenir Next" w:eastAsia="Avenir Next"/>
                 <w:b/>
                 <w:color w:val="1A1A1A"/>
+                <w:sz w:val="22"/>
+                <w:szCs w:val="17"/>
+              </w:rPr>
+              <w:t xml:space="preserve">Answer</w:t>
+            </w:r>
+            <w:r>
+              <w:rPr>
+                <w:rFonts w:ascii="Avenir Next" w:hAnsi="Avenir Next" w:cs="Avenir Next" w:eastAsia="Avenir Next"/>
+                <w:color w:val="1A1A1A"/>
                 <w:sz w:val="17"/>
                 <w:szCs w:val="17"/>
               </w:rPr>
-              <w:t xml:space="preserve">Answer</w:t>
-            </w:r>
-            <w:r>
-              <w:rPr>
-                <w:rFonts w:ascii="Avenir Next" w:hAnsi="Avenir Next" w:cs="Avenir Next" w:eastAsia="Avenir Next"/>
-                <w:color w:val="1A1A1A"/>
-                <w:sz w:val="17"/>
-                <w:szCs w:val="17"/>
-              </w:rPr>
               <w:tab/>
             </w:r>
             <w:r>
@@ -501,7 +504,7 @@
                 <w:rFonts w:ascii="Avenir Next" w:hAnsi="Avenir Next" w:cs="Avenir Next" w:eastAsia="Avenir Next"/>
                 <w:b/>
                 <w:color w:val="1A1A1A"/>
-                <w:sz w:val="17"/>
+                <w:sz w:val="22"/>
                 <w:szCs w:val="17"/>
               </w:rPr>
               <w:t xml:space="preserve">Ana 12, Ben 16</w:t>
@@ -530,7 +533,7 @@
           <w:rFonts w:ascii="Avenir Next" w:hAnsi="Avenir Next" w:cs="Avenir Next" w:eastAsia="Avenir Next"/>
           <w:b/>
           <w:color w:val="1A1A1A"/>
-          <w:sz w:val="17"/>
+          <w:sz w:val="22"/>
           <w:szCs w:val="17"/>
         </w:rPr>
         <w:t xml:space="preserve">tape diagram</w:t>
@@ -540,7 +543,7 @@
           <w:rFonts w:ascii="Avenir Next" w:hAnsi="Avenir Next" w:cs="Avenir Next" w:eastAsia="Avenir Next"/>
           <w:i/>
           <w:color w:val="5A5F66"/>
-          <w:sz w:val="17"/>
+          <w:sz w:val="22"/>
           <w:szCs w:val="17"/>
         </w:rPr>
         <w:t xml:space="preserve"> (diagrama de cinta)</w:t>
@@ -549,7 +552,7 @@
         <w:rPr>
           <w:rFonts w:ascii="Avenir Next" w:hAnsi="Avenir Next" w:cs="Avenir Next" w:eastAsia="Avenir Next"/>
           <w:color w:val="5A5F66"/>
-          <w:sz w:val="17"/>
+          <w:sz w:val="22"/>
           <w:szCs w:val="17"/>
         </w:rPr>
         <w:t xml:space="preserve">   ·   </w:t>
@@ -559,7 +562,7 @@
           <w:rFonts w:ascii="Avenir Next" w:hAnsi="Avenir Next" w:cs="Avenir Next" w:eastAsia="Avenir Next"/>
           <w:b/>
           <w:color w:val="1A1A1A"/>
-          <w:sz w:val="17"/>
+          <w:sz w:val="22"/>
           <w:szCs w:val="17"/>
         </w:rPr>
         <w:t xml:space="preserve">unit</w:t>
@@ -569,7 +572,7 @@
           <w:rFonts w:ascii="Avenir Next" w:hAnsi="Avenir Next" w:cs="Avenir Next" w:eastAsia="Avenir Next"/>
           <w:i/>
           <w:color w:val="5A5F66"/>
-          <w:sz w:val="17"/>
+          <w:sz w:val="22"/>
           <w:szCs w:val="17"/>
         </w:rPr>
         <w:t xml:space="preserve"> (unidad)</w:t>
@@ -578,7 +581,7 @@
         <w:rPr>
           <w:rFonts w:ascii="Avenir Next" w:hAnsi="Avenir Next" w:cs="Avenir Next" w:eastAsia="Avenir Next"/>
           <w:color w:val="5A5F66"/>
-          <w:sz w:val="17"/>
+          <w:sz w:val="22"/>
           <w:szCs w:val="17"/>
         </w:rPr>
         <w:t xml:space="preserve">   ·   </w:t>
@@ -588,7 +591,7 @@
           <w:rFonts w:ascii="Avenir Next" w:hAnsi="Avenir Next" w:cs="Avenir Next" w:eastAsia="Avenir Next"/>
           <w:b/>
           <w:color w:val="1A1A1A"/>
-          <w:sz w:val="17"/>
+          <w:sz w:val="22"/>
           <w:szCs w:val="17"/>
         </w:rPr>
         <w:t xml:space="preserve">total parts</w:t>
@@ -598,7 +601,7 @@
           <w:rFonts w:ascii="Avenir Next" w:hAnsi="Avenir Next" w:cs="Avenir Next" w:eastAsia="Avenir Next"/>
           <w:i/>
           <w:color w:val="5A5F66"/>
-          <w:sz w:val="17"/>
+          <w:sz w:val="22"/>
           <w:szCs w:val="17"/>
         </w:rPr>
         <w:t xml:space="preserve"> (partes totales)</w:t>
@@ -606,6 +609,7 @@
     </w:p>
     <w:p>
       <w:pPr>
+        <w:pStyle w:val="Heading2"/>
         <w:keepNext/>
         <w:pBdr>
           <w:bottom w:val="single" w:sz="8" w:space="3" w:color="003A70"/>
@@ -621,7 +625,7 @@
           <w:b/>
           <w:color w:val="003A70"/>
           <w:spacing w:val="14"/>
-          <w:sz w:val="19"/>
+          <w:sz w:val="22"/>
           <w:szCs w:val="19"/>
         </w:rPr>
         <w:t xml:space="preserve">PRACTICE</w:t>
@@ -640,7 +644,7 @@
           <w:rFonts w:ascii="Avenir Next" w:hAnsi="Avenir Next" w:cs="Avenir Next" w:eastAsia="Avenir Next"/>
           <w:i/>
           <w:color w:val="5A5F66"/>
-          <w:sz w:val="17"/>
+          <w:sz w:val="22"/>
           <w:szCs w:val="17"/>
         </w:rPr>
         <w:t xml:space="preserve">show your work · label units</w:t>
@@ -648,7 +652,7 @@
     </w:p>
     <w:p>
       <w:pPr>
-        <w:spacing w:before="0" w:after="0" w:line="20" w:lineRule="exact"/>
+        <w:spacing w:before="0" w:after="0" w:line="50" w:lineRule="exact"/>
       </w:pPr>
     </w:p>
     <w:tbl>
@@ -698,18 +702,18 @@
                 <w:rFonts w:ascii="Avenir Next" w:hAnsi="Avenir Next" w:cs="Avenir Next" w:eastAsia="Avenir Next"/>
                 <w:b/>
                 <w:color w:val="1A1A1A"/>
+                <w:sz w:val="22"/>
+                <w:szCs w:val="20"/>
+              </w:rPr>
+              <w:t xml:space="preserve">1.</w:t>
+            </w:r>
+            <w:r>
+              <w:rPr>
+                <w:rFonts w:ascii="Avenir Next" w:hAnsi="Avenir Next" w:cs="Avenir Next" w:eastAsia="Avenir Next"/>
+                <w:color w:val="1A1A1A"/>
                 <w:sz w:val="20"/>
                 <w:szCs w:val="20"/>
               </w:rPr>
-              <w:t xml:space="preserve">1.</w:t>
-            </w:r>
-            <w:r>
-              <w:rPr>
-                <w:rFonts w:ascii="Avenir Next" w:hAnsi="Avenir Next" w:cs="Avenir Next" w:eastAsia="Avenir Next"/>
-                <w:color w:val="1A1A1A"/>
-                <w:sz w:val="20"/>
-                <w:szCs w:val="20"/>
-              </w:rPr>
               <w:tab/>
             </w:r>
             <w:r>
@@ -717,7 +721,7 @@
                 <w:rFonts w:ascii="Avenir Next" w:hAnsi="Avenir Next" w:cs="Avenir Next" w:eastAsia="Avenir Next"/>
                 <w:b/>
                 <w:color w:val="1A1A1A"/>
-                <w:sz w:val="20"/>
+                <w:sz w:val="22"/>
                 <w:szCs w:val="20"/>
               </w:rPr>
               <w:t xml:space="preserve">Trail Mix.  </w:t>
@@ -726,7 +730,7 @@
               <w:rPr>
                 <w:rFonts w:ascii="Avenir Next" w:hAnsi="Avenir Next" w:cs="Avenir Next" w:eastAsia="Avenir Next"/>
                 <w:color w:val="1A1A1A"/>
-                <w:sz w:val="20"/>
+                <w:sz w:val="22"/>
                 <w:szCs w:val="20"/>
               </w:rPr>
               <w:t xml:space="preserve">A recipe uses 3 cups of oats for every 2 cups of raisins. A chef makes a 30-cup batch.</w:t>
@@ -742,7 +746,7 @@
               <w:drawing>
                 <wp:inline distT="0" distB="0" distL="0" distR="0">
                   <wp:extent cx="3474720" cy="1088136"/>
-                  <wp:docPr id="1" name="Figure 1"/>
+                  <wp:docPr id="1" name="Figure 1" descr="Tape diagram. Oats: 3 equal sections; section labels ?, ?, ?; Raisins: 2 equal sections; section labels ?, ?. Total label: 30 cups."/>
                   <a:graphic xmlns:a="http://schemas.openxmlformats.org/drawingml/2006/main">
                     <a:graphicData uri="http://schemas.openxmlformats.org/drawingml/2006/picture">
                       <pic:pic xmlns:pic="http://schemas.openxmlformats.org/drawingml/2006/picture">
@@ -786,25 +790,25 @@
                 <w:rFonts w:ascii="Avenir Next" w:hAnsi="Avenir Next" w:cs="Avenir Next" w:eastAsia="Avenir Next"/>
                 <w:b/>
                 <w:color w:val="003A70"/>
+                <w:sz w:val="22"/>
+                <w:szCs w:val="20"/>
+              </w:rPr>
+              <w:t xml:space="preserve">a.</w:t>
+            </w:r>
+            <w:r>
+              <w:rPr>
+                <w:rFonts w:ascii="Avenir Next" w:hAnsi="Avenir Next" w:cs="Avenir Next" w:eastAsia="Avenir Next"/>
+                <w:color w:val="1A1A1A"/>
                 <w:sz w:val="20"/>
                 <w:szCs w:val="20"/>
               </w:rPr>
-              <w:t xml:space="preserve">a.</w:t>
-            </w:r>
-            <w:r>
-              <w:rPr>
-                <w:rFonts w:ascii="Avenir Next" w:hAnsi="Avenir Next" w:cs="Avenir Next" w:eastAsia="Avenir Next"/>
-                <w:color w:val="1A1A1A"/>
-                <w:sz w:val="20"/>
-                <w:szCs w:val="20"/>
-              </w:rPr>
               <w:tab/>
             </w:r>
             <w:r>
               <w:rPr>
                 <w:rFonts w:ascii="Avenir Next" w:hAnsi="Avenir Next" w:cs="Avenir Next" w:eastAsia="Avenir Next"/>
                 <w:color w:val="1A1A1A"/>
-                <w:sz w:val="20"/>
+                <w:sz w:val="22"/>
                 <w:szCs w:val="20"/>
               </w:rPr>
               <w:t xml:space="preserve">Total parts:</w:t>
@@ -843,10 +847,28 @@
                 <w:rFonts w:ascii="Avenir Next" w:hAnsi="Avenir Next" w:cs="Avenir Next" w:eastAsia="Avenir Next"/>
                 <w:b/>
                 <w:color w:val="003A70"/>
+                <w:sz w:val="22"/>
+                <w:szCs w:val="20"/>
+              </w:rPr>
+              <w:t xml:space="preserve">b.</w:t>
+            </w:r>
+            <w:r>
+              <w:rPr>
+                <w:rFonts w:ascii="Avenir Next" w:hAnsi="Avenir Next" w:cs="Avenir Next" w:eastAsia="Avenir Next"/>
+                <w:color w:val="1A1A1A"/>
                 <w:sz w:val="20"/>
                 <w:szCs w:val="20"/>
               </w:rPr>
-              <w:t xml:space="preserve">b.</w:t>
+              <w:tab/>
+            </w:r>
+            <w:r>
+              <w:rPr>
+                <w:rFonts w:ascii="Avenir Next" w:hAnsi="Avenir Next" w:cs="Avenir Next" w:eastAsia="Avenir Next"/>
+                <w:color w:val="1A1A1A"/>
+                <w:sz w:val="22"/>
+                <w:szCs w:val="20"/>
+              </w:rPr>
+              <w:t xml:space="preserve">Value of one box:</w:t>
             </w:r>
             <w:r>
               <w:rPr>
@@ -855,7 +877,7 @@
                 <w:sz w:val="20"/>
                 <w:szCs w:val="20"/>
               </w:rPr>
-              <w:tab/>
+              <w:t xml:space="preserve">  </w:t>
             </w:r>
             <w:r>
               <w:rPr>
@@ -863,24 +885,6 @@
                 <w:color w:val="1A1A1A"/>
                 <w:sz w:val="20"/>
                 <w:szCs w:val="20"/>
-              </w:rPr>
-              <w:t xml:space="preserve">Value of one box:</w:t>
-            </w:r>
-            <w:r>
-              <w:rPr>
-                <w:rFonts w:ascii="Avenir Next" w:hAnsi="Avenir Next" w:cs="Avenir Next" w:eastAsia="Avenir Next"/>
-                <w:color w:val="1A1A1A"/>
-                <w:sz w:val="20"/>
-                <w:szCs w:val="20"/>
-              </w:rPr>
-              <w:t xml:space="preserve">  </w:t>
-            </w:r>
-            <w:r>
-              <w:rPr>
-                <w:rFonts w:ascii="Avenir Next" w:hAnsi="Avenir Next" w:cs="Avenir Next" w:eastAsia="Avenir Next"/>
-                <w:color w:val="1A1A1A"/>
-                <w:sz w:val="20"/>
-                <w:szCs w:val="20"/>
                 <w:u w:val="single"/>
               </w:rPr>
               <w:t xml:space="preserve">                </w:t>
@@ -889,7 +893,7 @@
               <w:rPr>
                 <w:rFonts w:ascii="Avenir Next" w:hAnsi="Avenir Next" w:cs="Avenir Next" w:eastAsia="Avenir Next"/>
                 <w:color w:val="1A1A1A"/>
-                <w:sz w:val="20"/>
+                <w:sz w:val="22"/>
                 <w:szCs w:val="20"/>
               </w:rPr>
               <w:t xml:space="preserve"> cups</w:t>
@@ -909,25 +913,25 @@
                 <w:rFonts w:ascii="Avenir Next" w:hAnsi="Avenir Next" w:cs="Avenir Next" w:eastAsia="Avenir Next"/>
                 <w:b/>
                 <w:color w:val="003A70"/>
+                <w:sz w:val="22"/>
+                <w:szCs w:val="20"/>
+              </w:rPr>
+              <w:t xml:space="preserve">c.</w:t>
+            </w:r>
+            <w:r>
+              <w:rPr>
+                <w:rFonts w:ascii="Avenir Next" w:hAnsi="Avenir Next" w:cs="Avenir Next" w:eastAsia="Avenir Next"/>
+                <w:color w:val="1A1A1A"/>
                 <w:sz w:val="20"/>
                 <w:szCs w:val="20"/>
               </w:rPr>
-              <w:t xml:space="preserve">c.</w:t>
-            </w:r>
-            <w:r>
-              <w:rPr>
-                <w:rFonts w:ascii="Avenir Next" w:hAnsi="Avenir Next" w:cs="Avenir Next" w:eastAsia="Avenir Next"/>
-                <w:color w:val="1A1A1A"/>
-                <w:sz w:val="20"/>
-                <w:szCs w:val="20"/>
-              </w:rPr>
               <w:tab/>
             </w:r>
             <w:r>
               <w:rPr>
                 <w:rFonts w:ascii="Avenir Next" w:hAnsi="Avenir Next" w:cs="Avenir Next" w:eastAsia="Avenir Next"/>
                 <w:color w:val="1A1A1A"/>
-                <w:sz w:val="20"/>
+                <w:sz w:val="22"/>
                 <w:szCs w:val="20"/>
               </w:rPr>
               <w:t xml:space="preserve">Oats and raisins:</w:t>
@@ -957,12 +961,12 @@
     </w:tbl>
     <w:p>
       <w:pPr>
-        <w:spacing w:before="0" w:after="0" w:line="20" w:lineRule="exact"/>
+        <w:spacing w:before="0" w:after="0" w:line="50" w:lineRule="exact"/>
       </w:pPr>
     </w:p>
     <w:p>
       <w:pPr>
-        <w:spacing w:before="0" w:after="0" w:line="20" w:lineRule="exact"/>
+        <w:spacing w:before="0" w:after="0" w:line="50" w:lineRule="exact"/>
       </w:pPr>
     </w:p>
     <w:tbl>
@@ -1013,18 +1017,18 @@
                 <w:rFonts w:ascii="Avenir Next" w:hAnsi="Avenir Next" w:cs="Avenir Next" w:eastAsia="Avenir Next"/>
                 <w:b/>
                 <w:color w:val="1A1A1A"/>
+                <w:sz w:val="22"/>
+                <w:szCs w:val="20"/>
+              </w:rPr>
+              <w:t xml:space="preserve">2.</w:t>
+            </w:r>
+            <w:r>
+              <w:rPr>
+                <w:rFonts w:ascii="Avenir Next" w:hAnsi="Avenir Next" w:cs="Avenir Next" w:eastAsia="Avenir Next"/>
+                <w:color w:val="1A1A1A"/>
                 <w:sz w:val="20"/>
                 <w:szCs w:val="20"/>
               </w:rPr>
-              <w:t xml:space="preserve">2.</w:t>
-            </w:r>
-            <w:r>
-              <w:rPr>
-                <w:rFonts w:ascii="Avenir Next" w:hAnsi="Avenir Next" w:cs="Avenir Next" w:eastAsia="Avenir Next"/>
-                <w:color w:val="1A1A1A"/>
-                <w:sz w:val="20"/>
-                <w:szCs w:val="20"/>
-              </w:rPr>
               <w:tab/>
             </w:r>
             <w:r>
@@ -1032,7 +1036,7 @@
                 <w:rFonts w:ascii="Avenir Next" w:hAnsi="Avenir Next" w:cs="Avenir Next" w:eastAsia="Avenir Next"/>
                 <w:b/>
                 <w:color w:val="1A1A1A"/>
-                <w:sz w:val="20"/>
+                <w:sz w:val="22"/>
                 <w:szCs w:val="20"/>
               </w:rPr>
               <w:t xml:space="preserve">Smoothie.  </w:t>
@@ -1041,7 +1045,7 @@
               <w:rPr>
                 <w:rFonts w:ascii="Avenir Next" w:hAnsi="Avenir Next" w:cs="Avenir Next" w:eastAsia="Avenir Next"/>
                 <w:color w:val="1A1A1A"/>
-                <w:sz w:val="20"/>
+                <w:sz w:val="22"/>
                 <w:szCs w:val="20"/>
               </w:rPr>
               <w:t xml:space="preserve">A smoothie uses 4 strawberries for every 3 bananas. A pitcher uses 21 fruits. How many bananas?</w:t>
@@ -1058,7 +1062,7 @@
                 <w:rFonts w:ascii="Avenir Next" w:hAnsi="Avenir Next" w:cs="Avenir Next" w:eastAsia="Avenir Next"/>
                 <w:b/>
                 <w:color w:val="003A70"/>
-                <w:sz w:val="17"/>
+                <w:sz w:val="22"/>
                 <w:szCs w:val="17"/>
               </w:rPr>
               <w:t xml:space="preserve">Hint  </w:t>
@@ -1068,7 +1072,7 @@
                 <w:rFonts w:ascii="Avenir Next" w:hAnsi="Avenir Next" w:cs="Avenir Next" w:eastAsia="Avenir Next"/>
                 <w:i/>
                 <w:color w:val="5A5F66"/>
-                <w:sz w:val="17"/>
+                <w:sz w:val="22"/>
                 <w:szCs w:val="17"/>
               </w:rPr>
               <w:t xml:space="preserve">Total parts: 4 + 3. Divide 21 by it.</w:t>
@@ -1076,7 +1080,7 @@
           </w:p>
           <w:p>
             <w:pPr>
-              <w:spacing w:before="0" w:after="0" w:line="60" w:lineRule="auto"/>
+              <w:spacing w:before="0" w:after="0" w:line="50" w:lineRule="exact"/>
             </w:pPr>
           </w:p>
           <w:tbl>
@@ -1145,25 +1149,25 @@
                 <w:rFonts w:ascii="Avenir Next" w:hAnsi="Avenir Next" w:cs="Avenir Next" w:eastAsia="Avenir Next"/>
                 <w:b/>
                 <w:color w:val="1A1A1A"/>
+                <w:sz w:val="22"/>
+                <w:szCs w:val="18"/>
+              </w:rPr>
+              <w:t xml:space="preserve">Answer</w:t>
+            </w:r>
+            <w:r>
+              <w:rPr>
+                <w:rFonts w:ascii="Avenir Next" w:hAnsi="Avenir Next" w:cs="Avenir Next" w:eastAsia="Avenir Next"/>
+                <w:color w:val="1A1A1A"/>
                 <w:sz w:val="18"/>
                 <w:szCs w:val="18"/>
               </w:rPr>
-              <w:t xml:space="preserve">Answer</w:t>
-            </w:r>
-            <w:r>
-              <w:rPr>
-                <w:rFonts w:ascii="Avenir Next" w:hAnsi="Avenir Next" w:cs="Avenir Next" w:eastAsia="Avenir Next"/>
-                <w:color w:val="1A1A1A"/>
-                <w:sz w:val="18"/>
-                <w:szCs w:val="18"/>
-              </w:rPr>
               <w:tab/>
             </w:r>
             <w:r>
               <w:rPr>
                 <w:rFonts w:ascii="Avenir Next" w:hAnsi="Avenir Next" w:cs="Avenir Next" w:eastAsia="Avenir Next"/>
                 <w:color w:val="1A1A1A"/>
-                <w:sz w:val="18"/>
+                <w:sz w:val="22"/>
                 <w:szCs w:val="18"/>
               </w:rPr>
               <w:t xml:space="preserve">  bananas</w:t>
@@ -1189,18 +1193,18 @@
                 <w:rFonts w:ascii="Avenir Next" w:hAnsi="Avenir Next" w:cs="Avenir Next" w:eastAsia="Avenir Next"/>
                 <w:b/>
                 <w:color w:val="1A1A1A"/>
+                <w:sz w:val="22"/>
+                <w:szCs w:val="20"/>
+              </w:rPr>
+              <w:t xml:space="preserve">3.</w:t>
+            </w:r>
+            <w:r>
+              <w:rPr>
+                <w:rFonts w:ascii="Avenir Next" w:hAnsi="Avenir Next" w:cs="Avenir Next" w:eastAsia="Avenir Next"/>
+                <w:color w:val="1A1A1A"/>
                 <w:sz w:val="20"/>
                 <w:szCs w:val="20"/>
               </w:rPr>
-              <w:t xml:space="preserve">3.</w:t>
-            </w:r>
-            <w:r>
-              <w:rPr>
-                <w:rFonts w:ascii="Avenir Next" w:hAnsi="Avenir Next" w:cs="Avenir Next" w:eastAsia="Avenir Next"/>
-                <w:color w:val="1A1A1A"/>
-                <w:sz w:val="20"/>
-                <w:szCs w:val="20"/>
-              </w:rPr>
               <w:tab/>
             </w:r>
             <w:r>
@@ -1208,7 +1212,7 @@
                 <w:rFonts w:ascii="Avenir Next" w:hAnsi="Avenir Next" w:cs="Avenir Next" w:eastAsia="Avenir Next"/>
                 <w:b/>
                 <w:color w:val="1A1A1A"/>
-                <w:sz w:val="20"/>
+                <w:sz w:val="22"/>
                 <w:szCs w:val="20"/>
               </w:rPr>
               <w:t xml:space="preserve">Mural Paint.  </w:t>
@@ -1217,7 +1221,7 @@
               <w:rPr>
                 <w:rFonts w:ascii="Avenir Next" w:hAnsi="Avenir Next" w:cs="Avenir Next" w:eastAsia="Avenir Next"/>
                 <w:color w:val="1A1A1A"/>
-                <w:sz w:val="20"/>
+                <w:sz w:val="22"/>
                 <w:szCs w:val="20"/>
               </w:rPr>
               <w:t xml:space="preserve">Art club mixes 4 cups blue with 1 cup white. They need 40 cups in all. How much white?</w:t>
@@ -1225,7 +1229,7 @@
           </w:p>
           <w:p>
             <w:pPr>
-              <w:spacing w:before="0" w:after="0" w:line="60" w:lineRule="auto"/>
+              <w:spacing w:before="0" w:after="0" w:line="50" w:lineRule="exact"/>
             </w:pPr>
           </w:p>
           <w:tbl>
@@ -1294,25 +1298,25 @@
                 <w:rFonts w:ascii="Avenir Next" w:hAnsi="Avenir Next" w:cs="Avenir Next" w:eastAsia="Avenir Next"/>
                 <w:b/>
                 <w:color w:val="1A1A1A"/>
+                <w:sz w:val="22"/>
+                <w:szCs w:val="18"/>
+              </w:rPr>
+              <w:t xml:space="preserve">Answer</w:t>
+            </w:r>
+            <w:r>
+              <w:rPr>
+                <w:rFonts w:ascii="Avenir Next" w:hAnsi="Avenir Next" w:cs="Avenir Next" w:eastAsia="Avenir Next"/>
+                <w:color w:val="1A1A1A"/>
                 <w:sz w:val="18"/>
                 <w:szCs w:val="18"/>
               </w:rPr>
-              <w:t xml:space="preserve">Answer</w:t>
-            </w:r>
-            <w:r>
-              <w:rPr>
-                <w:rFonts w:ascii="Avenir Next" w:hAnsi="Avenir Next" w:cs="Avenir Next" w:eastAsia="Avenir Next"/>
-                <w:color w:val="1A1A1A"/>
-                <w:sz w:val="18"/>
-                <w:szCs w:val="18"/>
-              </w:rPr>
               <w:tab/>
             </w:r>
             <w:r>
               <w:rPr>
                 <w:rFonts w:ascii="Avenir Next" w:hAnsi="Avenir Next" w:cs="Avenir Next" w:eastAsia="Avenir Next"/>
                 <w:color w:val="1A1A1A"/>
-                <w:sz w:val="18"/>
+                <w:sz w:val="22"/>
                 <w:szCs w:val="18"/>
               </w:rPr>
               <w:t xml:space="preserve">  cups</w:t>
@@ -1323,12 +1327,12 @@
     </w:tbl>
     <w:p>
       <w:pPr>
-        <w:spacing w:before="0" w:after="0" w:line="20" w:lineRule="exact"/>
+        <w:spacing w:before="0" w:after="0" w:line="50" w:lineRule="exact"/>
       </w:pPr>
     </w:p>
     <w:p>
       <w:pPr>
-        <w:spacing w:before="0" w:after="0" w:line="20" w:lineRule="exact"/>
+        <w:spacing w:before="0" w:after="0" w:line="50" w:lineRule="exact"/>
       </w:pPr>
     </w:p>
     <w:tbl>
@@ -1379,18 +1383,18 @@
                 <w:rFonts w:ascii="Avenir Next" w:hAnsi="Avenir Next" w:cs="Avenir Next" w:eastAsia="Avenir Next"/>
                 <w:b/>
                 <w:color w:val="1A1A1A"/>
+                <w:sz w:val="22"/>
+                <w:szCs w:val="20"/>
+              </w:rPr>
+              <w:t xml:space="preserve">4.</w:t>
+            </w:r>
+            <w:r>
+              <w:rPr>
+                <w:rFonts w:ascii="Avenir Next" w:hAnsi="Avenir Next" w:cs="Avenir Next" w:eastAsia="Avenir Next"/>
+                <w:color w:val="1A1A1A"/>
                 <w:sz w:val="20"/>
                 <w:szCs w:val="20"/>
               </w:rPr>
-              <w:t xml:space="preserve">4.</w:t>
-            </w:r>
-            <w:r>
-              <w:rPr>
-                <w:rFonts w:ascii="Avenir Next" w:hAnsi="Avenir Next" w:cs="Avenir Next" w:eastAsia="Avenir Next"/>
-                <w:color w:val="1A1A1A"/>
-                <w:sz w:val="20"/>
-                <w:szCs w:val="20"/>
-              </w:rPr>
               <w:tab/>
             </w:r>
             <w:r>
@@ -1398,7 +1402,7 @@
                 <w:rFonts w:ascii="Avenir Next" w:hAnsi="Avenir Next" w:cs="Avenir Next" w:eastAsia="Avenir Next"/>
                 <w:b/>
                 <w:color w:val="1A1A1A"/>
-                <w:sz w:val="20"/>
+                <w:sz w:val="22"/>
                 <w:szCs w:val="20"/>
               </w:rPr>
               <w:t xml:space="preserve">Fish Tank.  </w:t>
@@ -1407,7 +1411,7 @@
               <w:rPr>
                 <w:rFonts w:ascii="Avenir Next" w:hAnsi="Avenir Next" w:cs="Avenir Next" w:eastAsia="Avenir Next"/>
                 <w:color w:val="1A1A1A"/>
-                <w:sz w:val="20"/>
+                <w:sz w:val="22"/>
                 <w:szCs w:val="20"/>
               </w:rPr>
               <w:t xml:space="preserve">A tank has goldfish and guppies in the ratio 3 to 5. There are 40 fish in all. How many guppies?</w:t>
@@ -1424,7 +1428,7 @@
                 <w:rFonts w:ascii="Avenir Next" w:hAnsi="Avenir Next" w:cs="Avenir Next" w:eastAsia="Avenir Next"/>
                 <w:b/>
                 <w:color w:val="003A70"/>
-                <w:sz w:val="17"/>
+                <w:sz w:val="22"/>
                 <w:szCs w:val="17"/>
               </w:rPr>
               <w:t xml:space="preserve">Hint  </w:t>
@@ -1434,7 +1438,7 @@
                 <w:rFonts w:ascii="Avenir Next" w:hAnsi="Avenir Next" w:cs="Avenir Next" w:eastAsia="Avenir Next"/>
                 <w:i/>
                 <w:color w:val="5A5F66"/>
-                <w:sz w:val="17"/>
+                <w:sz w:val="22"/>
                 <w:szCs w:val="17"/>
               </w:rPr>
               <w:t xml:space="preserve">One box = 40 ÷ 8, not 40 ÷ 5.</w:t>
@@ -1442,7 +1446,7 @@
           </w:p>
           <w:p>
             <w:pPr>
-              <w:spacing w:before="0" w:after="0" w:line="60" w:lineRule="auto"/>
+              <w:spacing w:before="0" w:after="0" w:line="50" w:lineRule="exact"/>
             </w:pPr>
           </w:p>
           <w:tbl>
@@ -1511,25 +1515,25 @@
                 <w:rFonts w:ascii="Avenir Next" w:hAnsi="Avenir Next" w:cs="Avenir Next" w:eastAsia="Avenir Next"/>
                 <w:b/>
                 <w:color w:val="1A1A1A"/>
+                <w:sz w:val="22"/>
+                <w:szCs w:val="18"/>
+              </w:rPr>
+              <w:t xml:space="preserve">Answer</w:t>
+            </w:r>
+            <w:r>
+              <w:rPr>
+                <w:rFonts w:ascii="Avenir Next" w:hAnsi="Avenir Next" w:cs="Avenir Next" w:eastAsia="Avenir Next"/>
+                <w:color w:val="1A1A1A"/>
                 <w:sz w:val="18"/>
                 <w:szCs w:val="18"/>
               </w:rPr>
-              <w:t xml:space="preserve">Answer</w:t>
-            </w:r>
-            <w:r>
-              <w:rPr>
-                <w:rFonts w:ascii="Avenir Next" w:hAnsi="Avenir Next" w:cs="Avenir Next" w:eastAsia="Avenir Next"/>
-                <w:color w:val="1A1A1A"/>
-                <w:sz w:val="18"/>
-                <w:szCs w:val="18"/>
-              </w:rPr>
               <w:tab/>
             </w:r>
             <w:r>
               <w:rPr>
                 <w:rFonts w:ascii="Avenir Next" w:hAnsi="Avenir Next" w:cs="Avenir Next" w:eastAsia="Avenir Next"/>
                 <w:color w:val="1A1A1A"/>
-                <w:sz w:val="18"/>
+                <w:sz w:val="22"/>
                 <w:szCs w:val="18"/>
               </w:rPr>
               <w:t xml:space="preserve">  guppies</w:t>
@@ -1555,18 +1559,18 @@
                 <w:rFonts w:ascii="Avenir Next" w:hAnsi="Avenir Next" w:cs="Avenir Next" w:eastAsia="Avenir Next"/>
                 <w:b/>
                 <w:color w:val="1A1A1A"/>
+                <w:sz w:val="22"/>
+                <w:szCs w:val="20"/>
+              </w:rPr>
+              <w:t xml:space="preserve">5.</w:t>
+            </w:r>
+            <w:r>
+              <w:rPr>
+                <w:rFonts w:ascii="Avenir Next" w:hAnsi="Avenir Next" w:cs="Avenir Next" w:eastAsia="Avenir Next"/>
+                <w:color w:val="1A1A1A"/>
                 <w:sz w:val="20"/>
                 <w:szCs w:val="20"/>
               </w:rPr>
-              <w:t xml:space="preserve">5.</w:t>
-            </w:r>
-            <w:r>
-              <w:rPr>
-                <w:rFonts w:ascii="Avenir Next" w:hAnsi="Avenir Next" w:cs="Avenir Next" w:eastAsia="Avenir Next"/>
-                <w:color w:val="1A1A1A"/>
-                <w:sz w:val="20"/>
-                <w:szCs w:val="20"/>
-              </w:rPr>
               <w:tab/>
             </w:r>
             <w:r>
@@ -1574,7 +1578,7 @@
                 <w:rFonts w:ascii="Avenir Next" w:hAnsi="Avenir Next" w:cs="Avenir Next" w:eastAsia="Avenir Next"/>
                 <w:b/>
                 <w:color w:val="1A1A1A"/>
-                <w:sz w:val="20"/>
+                <w:sz w:val="22"/>
                 <w:szCs w:val="20"/>
               </w:rPr>
               <w:t xml:space="preserve">Camp Counselors.  </w:t>
@@ -1583,7 +1587,7 @@
               <w:rPr>
                 <w:rFonts w:ascii="Avenir Next" w:hAnsi="Avenir Next" w:cs="Avenir Next" w:eastAsia="Avenir Next"/>
                 <w:color w:val="1A1A1A"/>
-                <w:sz w:val="20"/>
+                <w:sz w:val="22"/>
                 <w:szCs w:val="20"/>
               </w:rPr>
               <w:t xml:space="preserve">A camp has 1 counselor for every 12 campers. There are 60 campers. How many counselors are needed?</w:t>
@@ -1600,7 +1604,7 @@
                 <w:rFonts w:ascii="Avenir Next" w:hAnsi="Avenir Next" w:cs="Avenir Next" w:eastAsia="Avenir Next"/>
                 <w:b/>
                 <w:color w:val="003A70"/>
-                <w:sz w:val="17"/>
+                <w:sz w:val="22"/>
                 <w:szCs w:val="17"/>
               </w:rPr>
               <w:t xml:space="preserve">Hint  </w:t>
@@ -1610,7 +1614,7 @@
                 <w:rFonts w:ascii="Avenir Next" w:hAnsi="Avenir Next" w:cs="Avenir Next" w:eastAsia="Avenir Next"/>
                 <w:i/>
                 <w:color w:val="5A5F66"/>
-                <w:sz w:val="17"/>
+                <w:sz w:val="22"/>
                 <w:szCs w:val="17"/>
               </w:rPr>
               <w:t xml:space="preserve">Each counselor goes with a group of 12.</w:t>
@@ -1618,7 +1622,7 @@
           </w:p>
           <w:p>
             <w:pPr>
-              <w:spacing w:before="0" w:after="0" w:line="60" w:lineRule="auto"/>
+              <w:spacing w:before="0" w:after="0" w:line="50" w:lineRule="exact"/>
             </w:pPr>
           </w:p>
           <w:tbl>
@@ -1687,25 +1691,25 @@
                 <w:rFonts w:ascii="Avenir Next" w:hAnsi="Avenir Next" w:cs="Avenir Next" w:eastAsia="Avenir Next"/>
                 <w:b/>
                 <w:color w:val="1A1A1A"/>
+                <w:sz w:val="22"/>
+                <w:szCs w:val="18"/>
+              </w:rPr>
+              <w:t xml:space="preserve">Answer</w:t>
+            </w:r>
+            <w:r>
+              <w:rPr>
+                <w:rFonts w:ascii="Avenir Next" w:hAnsi="Avenir Next" w:cs="Avenir Next" w:eastAsia="Avenir Next"/>
+                <w:color w:val="1A1A1A"/>
                 <w:sz w:val="18"/>
                 <w:szCs w:val="18"/>
               </w:rPr>
-              <w:t xml:space="preserve">Answer</w:t>
-            </w:r>
-            <w:r>
-              <w:rPr>
-                <w:rFonts w:ascii="Avenir Next" w:hAnsi="Avenir Next" w:cs="Avenir Next" w:eastAsia="Avenir Next"/>
-                <w:color w:val="1A1A1A"/>
-                <w:sz w:val="18"/>
-                <w:szCs w:val="18"/>
-              </w:rPr>
               <w:tab/>
             </w:r>
             <w:r>
               <w:rPr>
                 <w:rFonts w:ascii="Avenir Next" w:hAnsi="Avenir Next" w:cs="Avenir Next" w:eastAsia="Avenir Next"/>
                 <w:color w:val="1A1A1A"/>
-                <w:sz w:val="18"/>
+                <w:sz w:val="22"/>
                 <w:szCs w:val="18"/>
               </w:rPr>
               <w:t xml:space="preserve">  counselors</w:t>
@@ -1716,12 +1720,12 @@
     </w:tbl>
     <w:p>
       <w:pPr>
-        <w:spacing w:before="0" w:after="0" w:line="20" w:lineRule="exact"/>
+        <w:spacing w:before="0" w:after="0" w:line="50" w:lineRule="exact"/>
       </w:pPr>
     </w:p>
     <w:p>
       <w:pPr>
-        <w:spacing w:before="0" w:after="0" w:line="20" w:lineRule="exact"/>
+        <w:spacing w:before="0" w:after="0" w:line="50" w:lineRule="exact"/>
       </w:pPr>
     </w:p>
     <w:tbl>
@@ -1771,18 +1775,18 @@
                 <w:rFonts w:ascii="Avenir Next" w:hAnsi="Avenir Next" w:cs="Avenir Next" w:eastAsia="Avenir Next"/>
                 <w:b/>
                 <w:color w:val="1A1A1A"/>
+                <w:sz w:val="22"/>
+                <w:szCs w:val="20"/>
+              </w:rPr>
+              <w:t xml:space="preserve">6.</w:t>
+            </w:r>
+            <w:r>
+              <w:rPr>
+                <w:rFonts w:ascii="Avenir Next" w:hAnsi="Avenir Next" w:cs="Avenir Next" w:eastAsia="Avenir Next"/>
+                <w:color w:val="1A1A1A"/>
                 <w:sz w:val="20"/>
                 <w:szCs w:val="20"/>
               </w:rPr>
-              <w:t xml:space="preserve">6.</w:t>
-            </w:r>
-            <w:r>
-              <w:rPr>
-                <w:rFonts w:ascii="Avenir Next" w:hAnsi="Avenir Next" w:cs="Avenir Next" w:eastAsia="Avenir Next"/>
-                <w:color w:val="1A1A1A"/>
-                <w:sz w:val="20"/>
-                <w:szCs w:val="20"/>
-              </w:rPr>
               <w:tab/>
             </w:r>
             <w:r>
@@ -1790,7 +1794,7 @@
                 <w:rFonts w:ascii="Avenir Next" w:hAnsi="Avenir Next" w:cs="Avenir Next" w:eastAsia="Avenir Next"/>
                 <w:b/>
                 <w:color w:val="1A1A1A"/>
-                <w:sz w:val="20"/>
+                <w:sz w:val="22"/>
                 <w:szCs w:val="20"/>
               </w:rPr>
               <w:t xml:space="preserve">Splitting Money.  </w:t>
@@ -1799,7 +1803,7 @@
               <w:rPr>
                 <w:rFonts w:ascii="Avenir Next" w:hAnsi="Avenir Next" w:cs="Avenir Next" w:eastAsia="Avenir Next"/>
                 <w:color w:val="1A1A1A"/>
-                <w:sz w:val="20"/>
+                <w:sz w:val="22"/>
                 <w:szCs w:val="20"/>
               </w:rPr>
               <w:t xml:space="preserve">Two cousins share $56 in the ratio 3 : 4.</w:t>
@@ -1816,7 +1820,7 @@
                 <w:rFonts w:ascii="Avenir Next" w:hAnsi="Avenir Next" w:cs="Avenir Next" w:eastAsia="Avenir Next"/>
                 <w:b/>
                 <w:color w:val="003A70"/>
-                <w:sz w:val="17"/>
+                <w:sz w:val="22"/>
                 <w:szCs w:val="17"/>
               </w:rPr>
               <w:t xml:space="preserve">Hint  </w:t>
@@ -1826,7 +1830,7 @@
                 <w:rFonts w:ascii="Avenir Next" w:hAnsi="Avenir Next" w:cs="Avenir Next" w:eastAsia="Avenir Next"/>
                 <w:i/>
                 <w:color w:val="5A5F66"/>
-                <w:sz w:val="17"/>
+                <w:sz w:val="22"/>
                 <w:szCs w:val="17"/>
               </w:rPr>
               <w:t xml:space="preserve">Add the terms. Divide $56 by that total.</w:t>
@@ -1881,7 +1885,7 @@
                       <w:rFonts w:ascii="Avenir Next" w:hAnsi="Avenir Next" w:cs="Avenir Next" w:eastAsia="Avenir Next"/>
                       <w:b/>
                       <w:color w:val="003A70"/>
-                      <w:sz w:val="20"/>
+                      <w:sz w:val="22"/>
                       <w:szCs w:val="20"/>
                     </w:rPr>
                     <w:t xml:space="preserve">a.</w:t>
@@ -1899,7 +1903,7 @@
                     <w:rPr>
                       <w:rFonts w:ascii="Avenir Next" w:hAnsi="Avenir Next" w:cs="Avenir Next" w:eastAsia="Avenir Next"/>
                       <w:color w:val="1A1A1A"/>
-                      <w:sz w:val="20"/>
+                      <w:sz w:val="22"/>
                       <w:szCs w:val="20"/>
                     </w:rPr>
                     <w:t xml:space="preserve">Cousin 1: $</w:t>
@@ -1943,7 +1947,7 @@
                       <w:rFonts w:ascii="Avenir Next" w:hAnsi="Avenir Next" w:cs="Avenir Next" w:eastAsia="Avenir Next"/>
                       <w:b/>
                       <w:color w:val="003A70"/>
-                      <w:sz w:val="20"/>
+                      <w:sz w:val="22"/>
                       <w:szCs w:val="20"/>
                     </w:rPr>
                     <w:t xml:space="preserve">b.</w:t>
@@ -1961,7 +1965,7 @@
                     <w:rPr>
                       <w:rFonts w:ascii="Avenir Next" w:hAnsi="Avenir Next" w:cs="Avenir Next" w:eastAsia="Avenir Next"/>
                       <w:color w:val="1A1A1A"/>
-                      <w:sz w:val="20"/>
+                      <w:sz w:val="22"/>
                       <w:szCs w:val="20"/>
                     </w:rPr>
                     <w:t xml:space="preserve">Cousin 2: $</w:t>
@@ -1991,7 +1995,7 @@
           </w:tbl>
           <w:p>
             <w:pPr>
-              <w:spacing w:before="0" w:after="0" w:line="24" w:lineRule="auto"/>
+              <w:spacing w:before="0" w:after="0" w:line="50" w:lineRule="exact"/>
             </w:pPr>
           </w:p>
         </w:tc>
@@ -1999,12 +2003,12 @@
     </w:tbl>
     <w:p>
       <w:pPr>
-        <w:spacing w:before="0" w:after="0" w:line="20" w:lineRule="exact"/>
+        <w:spacing w:before="0" w:after="0" w:line="50" w:lineRule="exact"/>
       </w:pPr>
     </w:p>
     <w:p>
       <w:pPr>
-        <w:spacing w:before="0" w:after="0" w:line="20" w:lineRule="exact"/>
+        <w:spacing w:before="0" w:after="0" w:line="50" w:lineRule="exact"/>
       </w:pPr>
     </w:p>
     <w:tbl>
@@ -2054,18 +2058,18 @@
                 <w:rFonts w:ascii="Avenir Next" w:hAnsi="Avenir Next" w:cs="Avenir Next" w:eastAsia="Avenir Next"/>
                 <w:b/>
                 <w:color w:val="1A1A1A"/>
+                <w:sz w:val="22"/>
+                <w:szCs w:val="20"/>
+              </w:rPr>
+              <w:t xml:space="preserve">7.</w:t>
+            </w:r>
+            <w:r>
+              <w:rPr>
+                <w:rFonts w:ascii="Avenir Next" w:hAnsi="Avenir Next" w:cs="Avenir Next" w:eastAsia="Avenir Next"/>
+                <w:color w:val="1A1A1A"/>
                 <w:sz w:val="20"/>
                 <w:szCs w:val="20"/>
               </w:rPr>
-              <w:t xml:space="preserve">7.</w:t>
-            </w:r>
-            <w:r>
-              <w:rPr>
-                <w:rFonts w:ascii="Avenir Next" w:hAnsi="Avenir Next" w:cs="Avenir Next" w:eastAsia="Avenir Next"/>
-                <w:color w:val="1A1A1A"/>
-                <w:sz w:val="20"/>
-                <w:szCs w:val="20"/>
-              </w:rPr>
               <w:tab/>
             </w:r>
             <w:r>
@@ -2073,7 +2077,7 @@
                 <w:rFonts w:ascii="Avenir Next" w:hAnsi="Avenir Next" w:cs="Avenir Next" w:eastAsia="Avenir Next"/>
                 <w:b/>
                 <w:color w:val="1A1A1A"/>
-                <w:sz w:val="20"/>
+                <w:sz w:val="22"/>
                 <w:szCs w:val="20"/>
               </w:rPr>
               <w:t xml:space="preserve">Find the Total.  </w:t>
@@ -2082,7 +2086,7 @@
               <w:rPr>
                 <w:rFonts w:ascii="Avenir Next" w:hAnsi="Avenir Next" w:cs="Avenir Next" w:eastAsia="Avenir Next"/>
                 <w:color w:val="1A1A1A"/>
-                <w:sz w:val="20"/>
+                <w:sz w:val="22"/>
                 <w:szCs w:val="20"/>
               </w:rPr>
               <w:t xml:space="preserve">A snack mix uses 3 parts raisins to 4 parts nuts. The recipe uses 20 ounces of nuts.</w:t>
@@ -2099,7 +2103,7 @@
                 <w:rFonts w:ascii="Avenir Next" w:hAnsi="Avenir Next" w:cs="Avenir Next" w:eastAsia="Avenir Next"/>
                 <w:b/>
                 <w:color w:val="003A70"/>
-                <w:sz w:val="17"/>
+                <w:sz w:val="22"/>
                 <w:szCs w:val="17"/>
               </w:rPr>
               <w:t xml:space="preserve">Hint  </w:t>
@@ -2109,7 +2113,7 @@
                 <w:rFonts w:ascii="Avenir Next" w:hAnsi="Avenir Next" w:cs="Avenir Next" w:eastAsia="Avenir Next"/>
                 <w:i/>
                 <w:color w:val="5A5F66"/>
-                <w:sz w:val="17"/>
+                <w:sz w:val="22"/>
                 <w:szCs w:val="17"/>
               </w:rPr>
               <w:t xml:space="preserve">Nuts are 4 boxes. Find one box first.</w:t>
@@ -2129,10 +2133,28 @@
                 <w:rFonts w:ascii="Avenir Next" w:hAnsi="Avenir Next" w:cs="Avenir Next" w:eastAsia="Avenir Next"/>
                 <w:b/>
                 <w:color w:val="003A70"/>
+                <w:sz w:val="22"/>
+                <w:szCs w:val="20"/>
+              </w:rPr>
+              <w:t xml:space="preserve">a.</w:t>
+            </w:r>
+            <w:r>
+              <w:rPr>
+                <w:rFonts w:ascii="Avenir Next" w:hAnsi="Avenir Next" w:cs="Avenir Next" w:eastAsia="Avenir Next"/>
+                <w:color w:val="1A1A1A"/>
                 <w:sz w:val="20"/>
                 <w:szCs w:val="20"/>
               </w:rPr>
-              <w:t xml:space="preserve">a.</w:t>
+              <w:tab/>
+            </w:r>
+            <w:r>
+              <w:rPr>
+                <w:rFonts w:ascii="Avenir Next" w:hAnsi="Avenir Next" w:cs="Avenir Next" w:eastAsia="Avenir Next"/>
+                <w:color w:val="1A1A1A"/>
+                <w:sz w:val="22"/>
+                <w:szCs w:val="20"/>
+              </w:rPr>
+              <w:t xml:space="preserve">How many ounces is one part?</w:t>
             </w:r>
             <w:r>
               <w:rPr>
@@ -2141,7 +2163,7 @@
                 <w:sz w:val="20"/>
                 <w:szCs w:val="20"/>
               </w:rPr>
-              <w:tab/>
+              <w:t xml:space="preserve">  </w:t>
             </w:r>
             <w:r>
               <w:rPr>
@@ -2149,24 +2171,6 @@
                 <w:color w:val="1A1A1A"/>
                 <w:sz w:val="20"/>
                 <w:szCs w:val="20"/>
-              </w:rPr>
-              <w:t xml:space="preserve">How many ounces is one part?</w:t>
-            </w:r>
-            <w:r>
-              <w:rPr>
-                <w:rFonts w:ascii="Avenir Next" w:hAnsi="Avenir Next" w:cs="Avenir Next" w:eastAsia="Avenir Next"/>
-                <w:color w:val="1A1A1A"/>
-                <w:sz w:val="20"/>
-                <w:szCs w:val="20"/>
-              </w:rPr>
-              <w:t xml:space="preserve">  </w:t>
-            </w:r>
-            <w:r>
-              <w:rPr>
-                <w:rFonts w:ascii="Avenir Next" w:hAnsi="Avenir Next" w:cs="Avenir Next" w:eastAsia="Avenir Next"/>
-                <w:color w:val="1A1A1A"/>
-                <w:sz w:val="20"/>
-                <w:szCs w:val="20"/>
                 <w:u w:val="single"/>
               </w:rPr>
               <w:t xml:space="preserve">                </w:t>
@@ -2175,7 +2179,7 @@
               <w:rPr>
                 <w:rFonts w:ascii="Avenir Next" w:hAnsi="Avenir Next" w:cs="Avenir Next" w:eastAsia="Avenir Next"/>
                 <w:color w:val="1A1A1A"/>
-                <w:sz w:val="20"/>
+                <w:sz w:val="22"/>
                 <w:szCs w:val="20"/>
               </w:rPr>
               <w:t xml:space="preserve"> oz</w:t>
@@ -2195,10 +2199,28 @@
                 <w:rFonts w:ascii="Avenir Next" w:hAnsi="Avenir Next" w:cs="Avenir Next" w:eastAsia="Avenir Next"/>
                 <w:b/>
                 <w:color w:val="003A70"/>
+                <w:sz w:val="22"/>
+                <w:szCs w:val="20"/>
+              </w:rPr>
+              <w:t xml:space="preserve">b.</w:t>
+            </w:r>
+            <w:r>
+              <w:rPr>
+                <w:rFonts w:ascii="Avenir Next" w:hAnsi="Avenir Next" w:cs="Avenir Next" w:eastAsia="Avenir Next"/>
+                <w:color w:val="1A1A1A"/>
                 <w:sz w:val="20"/>
                 <w:szCs w:val="20"/>
               </w:rPr>
-              <w:t xml:space="preserve">b.</w:t>
+              <w:tab/>
+            </w:r>
+            <w:r>
+              <w:rPr>
+                <w:rFonts w:ascii="Avenir Next" w:hAnsi="Avenir Next" w:cs="Avenir Next" w:eastAsia="Avenir Next"/>
+                <w:color w:val="1A1A1A"/>
+                <w:sz w:val="22"/>
+                <w:szCs w:val="20"/>
+              </w:rPr>
+              <w:t xml:space="preserve">How many ounces does the recipe make in all?</w:t>
             </w:r>
             <w:r>
               <w:rPr>
@@ -2207,7 +2229,7 @@
                 <w:sz w:val="20"/>
                 <w:szCs w:val="20"/>
               </w:rPr>
-              <w:tab/>
+              <w:t xml:space="preserve">  </w:t>
             </w:r>
             <w:r>
               <w:rPr>
@@ -2215,24 +2237,6 @@
                 <w:color w:val="1A1A1A"/>
                 <w:sz w:val="20"/>
                 <w:szCs w:val="20"/>
-              </w:rPr>
-              <w:t xml:space="preserve">How many ounces does the recipe make in all?</w:t>
-            </w:r>
-            <w:r>
-              <w:rPr>
-                <w:rFonts w:ascii="Avenir Next" w:hAnsi="Avenir Next" w:cs="Avenir Next" w:eastAsia="Avenir Next"/>
-                <w:color w:val="1A1A1A"/>
-                <w:sz w:val="20"/>
-                <w:szCs w:val="20"/>
-              </w:rPr>
-              <w:t xml:space="preserve">  </w:t>
-            </w:r>
-            <w:r>
-              <w:rPr>
-                <w:rFonts w:ascii="Avenir Next" w:hAnsi="Avenir Next" w:cs="Avenir Next" w:eastAsia="Avenir Next"/>
-                <w:color w:val="1A1A1A"/>
-                <w:sz w:val="20"/>
-                <w:szCs w:val="20"/>
                 <w:u w:val="single"/>
               </w:rPr>
               <w:t xml:space="preserve">                </w:t>
@@ -2241,7 +2245,7 @@
               <w:rPr>
                 <w:rFonts w:ascii="Avenir Next" w:hAnsi="Avenir Next" w:cs="Avenir Next" w:eastAsia="Avenir Next"/>
                 <w:color w:val="1A1A1A"/>
-                <w:sz w:val="20"/>
+                <w:sz w:val="22"/>
                 <w:szCs w:val="20"/>
               </w:rPr>
               <w:t xml:space="preserve"> oz</w:t>
@@ -2249,7 +2253,7 @@
           </w:p>
           <w:p>
             <w:pPr>
-              <w:spacing w:before="0" w:after="0" w:line="60" w:lineRule="auto"/>
+              <w:spacing w:before="0" w:after="0" w:line="50" w:lineRule="exact"/>
             </w:pPr>
           </w:p>
           <w:tbl>
@@ -2307,7 +2311,7 @@
           </w:tbl>
           <w:p>
             <w:pPr>
-              <w:spacing w:before="0" w:after="0" w:line="24" w:lineRule="auto"/>
+              <w:spacing w:before="0" w:after="0" w:line="50" w:lineRule="exact"/>
             </w:pPr>
           </w:p>
         </w:tc>
@@ -2315,12 +2319,12 @@
     </w:tbl>
     <w:p>
       <w:pPr>
-        <w:spacing w:before="0" w:after="0" w:line="20" w:lineRule="exact"/>
+        <w:spacing w:before="0" w:after="0" w:line="50" w:lineRule="exact"/>
       </w:pPr>
     </w:p>
     <w:p>
       <w:pPr>
-        <w:spacing w:before="0" w:after="0" w:line="20" w:lineRule="exact"/>
+        <w:spacing w:before="0" w:after="0" w:line="50" w:lineRule="exact"/>
       </w:pPr>
     </w:p>
     <w:tbl>
@@ -2370,18 +2374,18 @@
                 <w:rFonts w:ascii="Avenir Next" w:hAnsi="Avenir Next" w:cs="Avenir Next" w:eastAsia="Avenir Next"/>
                 <w:b/>
                 <w:color w:val="1A1A1A"/>
+                <w:sz w:val="22"/>
+                <w:szCs w:val="20"/>
+              </w:rPr>
+              <w:t xml:space="preserve">8.</w:t>
+            </w:r>
+            <w:r>
+              <w:rPr>
+                <w:rFonts w:ascii="Avenir Next" w:hAnsi="Avenir Next" w:cs="Avenir Next" w:eastAsia="Avenir Next"/>
+                <w:color w:val="1A1A1A"/>
                 <w:sz w:val="20"/>
                 <w:szCs w:val="20"/>
               </w:rPr>
-              <w:t xml:space="preserve">8.</w:t>
-            </w:r>
-            <w:r>
-              <w:rPr>
-                <w:rFonts w:ascii="Avenir Next" w:hAnsi="Avenir Next" w:cs="Avenir Next" w:eastAsia="Avenir Next"/>
-                <w:color w:val="1A1A1A"/>
-                <w:sz w:val="20"/>
-                <w:szCs w:val="20"/>
-              </w:rPr>
               <w:tab/>
             </w:r>
             <w:r>
@@ -2389,7 +2393,7 @@
                 <w:rFonts w:ascii="Avenir Next" w:hAnsi="Avenir Next" w:cs="Avenir Next" w:eastAsia="Avenir Next"/>
                 <w:b/>
                 <w:color w:val="1A1A1A"/>
-                <w:sz w:val="20"/>
+                <w:sz w:val="22"/>
                 <w:szCs w:val="20"/>
               </w:rPr>
               <w:t xml:space="preserve">Garden Beds.  </w:t>
@@ -2398,7 +2402,7 @@
               <w:rPr>
                 <w:rFonts w:ascii="Avenir Next" w:hAnsi="Avenir Next" w:cs="Avenir Next" w:eastAsia="Avenir Next"/>
                 <w:color w:val="1A1A1A"/>
-                <w:sz w:val="20"/>
+                <w:sz w:val="22"/>
                 <w:szCs w:val="20"/>
               </w:rPr>
               <w:t xml:space="preserve">A gardener plants carrots and peas in the ratio 7 : 5 with 96 seeds in all.</w:t>
@@ -2418,25 +2422,25 @@
                 <w:rFonts w:ascii="Avenir Next" w:hAnsi="Avenir Next" w:cs="Avenir Next" w:eastAsia="Avenir Next"/>
                 <w:b/>
                 <w:color w:val="003A70"/>
+                <w:sz w:val="22"/>
+                <w:szCs w:val="20"/>
+              </w:rPr>
+              <w:t xml:space="preserve">a.</w:t>
+            </w:r>
+            <w:r>
+              <w:rPr>
+                <w:rFonts w:ascii="Avenir Next" w:hAnsi="Avenir Next" w:cs="Avenir Next" w:eastAsia="Avenir Next"/>
+                <w:color w:val="1A1A1A"/>
                 <w:sz w:val="20"/>
                 <w:szCs w:val="20"/>
               </w:rPr>
-              <w:t xml:space="preserve">a.</w:t>
-            </w:r>
-            <w:r>
-              <w:rPr>
-                <w:rFonts w:ascii="Avenir Next" w:hAnsi="Avenir Next" w:cs="Avenir Next" w:eastAsia="Avenir Next"/>
-                <w:color w:val="1A1A1A"/>
-                <w:sz w:val="20"/>
-                <w:szCs w:val="20"/>
-              </w:rPr>
               <w:tab/>
             </w:r>
             <w:r>
               <w:rPr>
                 <w:rFonts w:ascii="Avenir Next" w:hAnsi="Avenir Next" w:cs="Avenir Next" w:eastAsia="Avenir Next"/>
                 <w:color w:val="1A1A1A"/>
-                <w:sz w:val="20"/>
+                <w:sz w:val="22"/>
                 <w:szCs w:val="20"/>
               </w:rPr>
               <w:t xml:space="preserve">Carrot seeds and pea seeds:</w:t>
@@ -2475,25 +2479,25 @@
                 <w:rFonts w:ascii="Avenir Next" w:hAnsi="Avenir Next" w:cs="Avenir Next" w:eastAsia="Avenir Next"/>
                 <w:b/>
                 <w:color w:val="003A70"/>
+                <w:sz w:val="22"/>
+                <w:szCs w:val="20"/>
+              </w:rPr>
+              <w:t xml:space="preserve">b.</w:t>
+            </w:r>
+            <w:r>
+              <w:rPr>
+                <w:rFonts w:ascii="Avenir Next" w:hAnsi="Avenir Next" w:cs="Avenir Next" w:eastAsia="Avenir Next"/>
+                <w:color w:val="1A1A1A"/>
                 <w:sz w:val="20"/>
                 <w:szCs w:val="20"/>
               </w:rPr>
-              <w:t xml:space="preserve">b.</w:t>
-            </w:r>
-            <w:r>
-              <w:rPr>
-                <w:rFonts w:ascii="Avenir Next" w:hAnsi="Avenir Next" w:cs="Avenir Next" w:eastAsia="Avenir Next"/>
-                <w:color w:val="1A1A1A"/>
-                <w:sz w:val="20"/>
-                <w:szCs w:val="20"/>
-              </w:rPr>
               <w:tab/>
             </w:r>
             <w:r>
               <w:rPr>
                 <w:rFonts w:ascii="Avenir Next" w:hAnsi="Avenir Next" w:cs="Avenir Next" w:eastAsia="Avenir Next"/>
                 <w:color w:val="1A1A1A"/>
-                <w:sz w:val="20"/>
+                <w:sz w:val="22"/>
                 <w:szCs w:val="20"/>
               </w:rPr>
               <w:t xml:space="preserve">How many more carrot seeds than pea seeds?</w:t>
@@ -2532,10 +2536,28 @@
                 <w:rFonts w:ascii="Avenir Next" w:hAnsi="Avenir Next" w:cs="Avenir Next" w:eastAsia="Avenir Next"/>
                 <w:b/>
                 <w:color w:val="003A70"/>
+                <w:sz w:val="22"/>
+                <w:szCs w:val="20"/>
+              </w:rPr>
+              <w:t xml:space="preserve">c.</w:t>
+            </w:r>
+            <w:r>
+              <w:rPr>
+                <w:rFonts w:ascii="Avenir Next" w:hAnsi="Avenir Next" w:cs="Avenir Next" w:eastAsia="Avenir Next"/>
+                <w:color w:val="1A1A1A"/>
                 <w:sz w:val="20"/>
                 <w:szCs w:val="20"/>
               </w:rPr>
-              <w:t xml:space="preserve">c.</w:t>
+              <w:tab/>
+            </w:r>
+            <w:r>
+              <w:rPr>
+                <w:rFonts w:ascii="Avenir Next" w:hAnsi="Avenir Next" w:cs="Avenir Next" w:eastAsia="Avenir Next"/>
+                <w:color w:val="1A1A1A"/>
+                <w:sz w:val="22"/>
+                <w:szCs w:val="20"/>
+              </w:rPr>
+              <w:t xml:space="preserve">Next year she wants equal amounts. What ratio?</w:t>
             </w:r>
             <w:r>
               <w:rPr>
@@ -2544,7 +2566,7 @@
                 <w:sz w:val="20"/>
                 <w:szCs w:val="20"/>
               </w:rPr>
-              <w:tab/>
+              <w:t xml:space="preserve">  </w:t>
             </w:r>
             <w:r>
               <w:rPr>
@@ -2552,24 +2574,6 @@
                 <w:color w:val="1A1A1A"/>
                 <w:sz w:val="20"/>
                 <w:szCs w:val="20"/>
-              </w:rPr>
-              <w:t xml:space="preserve">Next year she wants equal amounts. What ratio?</w:t>
-            </w:r>
-            <w:r>
-              <w:rPr>
-                <w:rFonts w:ascii="Avenir Next" w:hAnsi="Avenir Next" w:cs="Avenir Next" w:eastAsia="Avenir Next"/>
-                <w:color w:val="1A1A1A"/>
-                <w:sz w:val="20"/>
-                <w:szCs w:val="20"/>
-              </w:rPr>
-              <w:t xml:space="preserve">  </w:t>
-            </w:r>
-            <w:r>
-              <w:rPr>
-                <w:rFonts w:ascii="Avenir Next" w:hAnsi="Avenir Next" w:cs="Avenir Next" w:eastAsia="Avenir Next"/>
-                <w:color w:val="1A1A1A"/>
-                <w:sz w:val="20"/>
-                <w:szCs w:val="20"/>
                 <w:u w:val="single"/>
               </w:rPr>
               <w:t xml:space="preserve">                      </w:t>
@@ -2577,7 +2581,7 @@
           </w:p>
           <w:p>
             <w:pPr>
-              <w:spacing w:before="0" w:after="0" w:line="60" w:lineRule="auto"/>
+              <w:spacing w:before="0" w:after="0" w:line="50" w:lineRule="exact"/>
             </w:pPr>
           </w:p>
           <w:tbl>
@@ -2635,7 +2639,7 @@
           </w:tbl>
           <w:p>
             <w:pPr>
-              <w:spacing w:before="0" w:after="0" w:line="24" w:lineRule="auto"/>
+              <w:spacing w:before="0" w:after="0" w:line="50" w:lineRule="exact"/>
             </w:pPr>
           </w:p>
         </w:tc>
@@ -2643,11 +2647,12 @@
     </w:tbl>
     <w:p>
       <w:pPr>
-        <w:spacing w:before="0" w:after="0" w:line="20" w:lineRule="exact"/>
+        <w:spacing w:before="0" w:after="0" w:line="50" w:lineRule="exact"/>
       </w:pPr>
     </w:p>
     <w:p>
       <w:pPr>
+        <w:pStyle w:val="Heading2"/>
         <w:keepNext/>
         <w:pBdr>
           <w:bottom w:val="single" w:sz="8" w:space="3" w:color="003A70"/>
@@ -2663,7 +2668,7 @@
           <w:b/>
           <w:color w:val="003A70"/>
           <w:spacing w:val="14"/>
-          <w:sz w:val="19"/>
+          <w:sz w:val="22"/>
           <w:szCs w:val="19"/>
         </w:rPr>
         <w:t xml:space="preserve">FIND THE ERROR</w:t>
@@ -2682,7 +2687,7 @@
           <w:rFonts w:ascii="Avenir Next" w:hAnsi="Avenir Next" w:cs="Avenir Next" w:eastAsia="Avenir Next"/>
           <w:i/>
           <w:color w:val="5A5F66"/>
-          <w:sz w:val="17"/>
+          <w:sz w:val="22"/>
           <w:szCs w:val="17"/>
         </w:rPr>
         <w:t xml:space="preserve">explain the mistake, then fix it</w:t>
@@ -2690,7 +2695,7 @@
     </w:p>
     <w:p>
       <w:pPr>
-        <w:spacing w:before="0" w:after="0" w:line="20" w:lineRule="exact"/>
+        <w:spacing w:before="0" w:after="0" w:line="50" w:lineRule="exact"/>
       </w:pPr>
     </w:p>
     <w:tbl>
@@ -2740,18 +2745,18 @@
                 <w:rFonts w:ascii="Avenir Next" w:hAnsi="Avenir Next" w:cs="Avenir Next" w:eastAsia="Avenir Next"/>
                 <w:b/>
                 <w:color w:val="1A1A1A"/>
+                <w:sz w:val="22"/>
+                <w:szCs w:val="20"/>
+              </w:rPr>
+              <w:t xml:space="preserve">9.</w:t>
+            </w:r>
+            <w:r>
+              <w:rPr>
+                <w:rFonts w:ascii="Avenir Next" w:hAnsi="Avenir Next" w:cs="Avenir Next" w:eastAsia="Avenir Next"/>
+                <w:color w:val="1A1A1A"/>
                 <w:sz w:val="20"/>
                 <w:szCs w:val="20"/>
               </w:rPr>
-              <w:t xml:space="preserve">9.</w:t>
-            </w:r>
-            <w:r>
-              <w:rPr>
-                <w:rFonts w:ascii="Avenir Next" w:hAnsi="Avenir Next" w:cs="Avenir Next" w:eastAsia="Avenir Next"/>
-                <w:color w:val="1A1A1A"/>
-                <w:sz w:val="20"/>
-                <w:szCs w:val="20"/>
-              </w:rPr>
               <w:tab/>
             </w:r>
             <w:r>
@@ -2759,7 +2764,7 @@
                 <w:rFonts w:ascii="Avenir Next" w:hAnsi="Avenir Next" w:cs="Avenir Next" w:eastAsia="Avenir Next"/>
                 <w:b/>
                 <w:color w:val="1A1A1A"/>
-                <w:sz w:val="20"/>
+                <w:sz w:val="22"/>
                 <w:szCs w:val="20"/>
               </w:rPr>
               <w:t xml:space="preserve">Diego’s Work.  </w:t>
@@ -2768,7 +2773,7 @@
               <w:rPr>
                 <w:rFonts w:ascii="Avenir Next" w:hAnsi="Avenir Next" w:cs="Avenir Next" w:eastAsia="Avenir Next"/>
                 <w:color w:val="1A1A1A"/>
-                <w:sz w:val="20"/>
+                <w:sz w:val="22"/>
                 <w:szCs w:val="20"/>
               </w:rPr>
               <w:t xml:space="preserve">A pot of chili uses 3 cups rice and 4 cups beans, 42 cups in all. Diego divided 42 by 3 and got 14 cups of rice. Explain his mistake and find the rice.</w:t>
@@ -2814,7 +2819,7 @@
                 </w:tcPr>
                 <w:p>
                   <w:pPr>
-                    <w:spacing w:before="0" w:after="0" w:line="240" w:lineRule="auto"/>
+                    <w:spacing w:before="0" w:after="0" w:line="50" w:lineRule="exact"/>
                   </w:pPr>
                 </w:p>
               </w:tc>
@@ -2834,7 +2839,7 @@
                 </w:tcPr>
                 <w:p>
                   <w:pPr>
-                    <w:spacing w:before="0" w:after="0" w:line="240" w:lineRule="auto"/>
+                    <w:spacing w:before="0" w:after="0" w:line="50" w:lineRule="exact"/>
                   </w:pPr>
                 </w:p>
               </w:tc>
@@ -2842,7 +2847,7 @@
           </w:tbl>
           <w:p>
             <w:pPr>
-              <w:spacing w:before="0" w:after="0" w:line="24" w:lineRule="auto"/>
+              <w:spacing w:before="0" w:after="0" w:line="50" w:lineRule="exact"/>
             </w:pPr>
           </w:p>
         </w:tc>
@@ -2850,11 +2855,12 @@
     </w:tbl>
     <w:p>
       <w:pPr>
-        <w:spacing w:before="0" w:after="0" w:line="20" w:lineRule="exact"/>
+        <w:spacing w:before="0" w:after="0" w:line="50" w:lineRule="exact"/>
       </w:pPr>
     </w:p>
     <w:p>
       <w:pPr>
+        <w:pStyle w:val="Heading2"/>
         <w:keepNext/>
         <w:pBdr>
           <w:bottom w:val="single" w:sz="8" w:space="3" w:color="003A70"/>
@@ -2870,7 +2876,7 @@
           <w:b/>
           <w:color w:val="003A70"/>
           <w:spacing w:val="14"/>
-          <w:sz w:val="19"/>
+          <w:sz w:val="22"/>
           <w:szCs w:val="19"/>
         </w:rPr>
         <w:t xml:space="preserve">TEST PRACTICE</w:t>
@@ -2889,7 +2895,7 @@
           <w:rFonts w:ascii="Avenir Next" w:hAnsi="Avenir Next" w:cs="Avenir Next" w:eastAsia="Avenir Next"/>
           <w:i/>
           <w:color w:val="5A5F66"/>
-          <w:sz w:val="17"/>
+          <w:sz w:val="22"/>
           <w:szCs w:val="17"/>
         </w:rPr>
         <w:t xml:space="preserve">choose the best answer</w:t>
@@ -2897,7 +2903,7 @@
     </w:p>
     <w:p>
       <w:pPr>
-        <w:spacing w:before="0" w:after="0" w:line="20" w:lineRule="exact"/>
+        <w:spacing w:before="0" w:after="0" w:line="50" w:lineRule="exact"/>
       </w:pPr>
     </w:p>
     <w:tbl>
@@ -2947,25 +2953,25 @@
                 <w:rFonts w:ascii="Avenir Next" w:hAnsi="Avenir Next" w:cs="Avenir Next" w:eastAsia="Avenir Next"/>
                 <w:b/>
                 <w:color w:val="1A1A1A"/>
+                <w:sz w:val="22"/>
+                <w:szCs w:val="20"/>
+              </w:rPr>
+              <w:t xml:space="preserve">10.</w:t>
+            </w:r>
+            <w:r>
+              <w:rPr>
+                <w:rFonts w:ascii="Avenir Next" w:hAnsi="Avenir Next" w:cs="Avenir Next" w:eastAsia="Avenir Next"/>
+                <w:color w:val="1A1A1A"/>
                 <w:sz w:val="20"/>
                 <w:szCs w:val="20"/>
               </w:rPr>
-              <w:t xml:space="preserve">10.</w:t>
-            </w:r>
-            <w:r>
-              <w:rPr>
-                <w:rFonts w:ascii="Avenir Next" w:hAnsi="Avenir Next" w:cs="Avenir Next" w:eastAsia="Avenir Next"/>
-                <w:color w:val="1A1A1A"/>
-                <w:sz w:val="20"/>
-                <w:szCs w:val="20"/>
-              </w:rPr>
               <w:tab/>
             </w:r>
             <w:r>
               <w:rPr>
                 <w:rFonts w:ascii="Avenir Next" w:hAnsi="Avenir Next" w:cs="Avenir Next" w:eastAsia="Avenir Next"/>
                 <w:color w:val="1A1A1A"/>
-                <w:sz w:val="20"/>
+                <w:sz w:val="22"/>
                 <w:szCs w:val="20"/>
               </w:rPr>
               <w:t xml:space="preserve">A ratio of 3 : 4 shares a total of 28. One box is worth —</w:t>
@@ -3021,7 +3027,7 @@
                       <w:rFonts w:ascii="Avenir Next" w:hAnsi="Avenir Next" w:cs="Avenir Next" w:eastAsia="Avenir Next"/>
                       <w:b/>
                       <w:color w:val="003A70"/>
-                      <w:sz w:val="19"/>
+                      <w:sz w:val="22"/>
                       <w:szCs w:val="19"/>
                     </w:rPr>
                     <w:t xml:space="preserve">A</w:t>
@@ -3039,7 +3045,7 @@
                     <w:rPr>
                       <w:rFonts w:ascii="Avenir Next" w:hAnsi="Avenir Next" w:cs="Avenir Next" w:eastAsia="Avenir Next"/>
                       <w:color w:val="1A1A1A"/>
-                      <w:sz w:val="19"/>
+                      <w:sz w:val="22"/>
                       <w:szCs w:val="19"/>
                     </w:rPr>
                     <w:t xml:space="preserve">3</w:t>
@@ -3064,7 +3070,7 @@
                       <w:rFonts w:ascii="Avenir Next" w:hAnsi="Avenir Next" w:cs="Avenir Next" w:eastAsia="Avenir Next"/>
                       <w:b/>
                       <w:color w:val="003A70"/>
-                      <w:sz w:val="19"/>
+                      <w:sz w:val="22"/>
                       <w:szCs w:val="19"/>
                     </w:rPr>
                     <w:t xml:space="preserve">B</w:t>
@@ -3082,7 +3088,7 @@
                     <w:rPr>
                       <w:rFonts w:ascii="Avenir Next" w:hAnsi="Avenir Next" w:cs="Avenir Next" w:eastAsia="Avenir Next"/>
                       <w:color w:val="1A1A1A"/>
-                      <w:sz w:val="19"/>
+                      <w:sz w:val="22"/>
                       <w:szCs w:val="19"/>
                     </w:rPr>
                     <w:t xml:space="preserve">4</w:t>
@@ -3107,7 +3113,7 @@
                       <w:rFonts w:ascii="Avenir Next" w:hAnsi="Avenir Next" w:cs="Avenir Next" w:eastAsia="Avenir Next"/>
                       <w:b/>
                       <w:color w:val="003A70"/>
-                      <w:sz w:val="19"/>
+                      <w:sz w:val="22"/>
                       <w:szCs w:val="19"/>
                     </w:rPr>
                     <w:t xml:space="preserve">C</w:t>
@@ -3125,7 +3131,7 @@
                     <w:rPr>
                       <w:rFonts w:ascii="Avenir Next" w:hAnsi="Avenir Next" w:cs="Avenir Next" w:eastAsia="Avenir Next"/>
                       <w:color w:val="1A1A1A"/>
-                      <w:sz w:val="19"/>
+                      <w:sz w:val="22"/>
                       <w:szCs w:val="19"/>
                     </w:rPr>
                     <w:t xml:space="preserve">7</w:t>
@@ -3150,7 +3156,7 @@
                       <w:rFonts w:ascii="Avenir Next" w:hAnsi="Avenir Next" w:cs="Avenir Next" w:eastAsia="Avenir Next"/>
                       <w:b/>
                       <w:color w:val="003A70"/>
-                      <w:sz w:val="19"/>
+                      <w:sz w:val="22"/>
                       <w:szCs w:val="19"/>
                     </w:rPr>
                     <w:t xml:space="preserve">D</w:t>
@@ -3168,7 +3174,7 @@
                     <w:rPr>
                       <w:rFonts w:ascii="Avenir Next" w:hAnsi="Avenir Next" w:cs="Avenir Next" w:eastAsia="Avenir Next"/>
                       <w:color w:val="1A1A1A"/>
-                      <w:sz w:val="19"/>
+                      <w:sz w:val="22"/>
                       <w:szCs w:val="19"/>
                     </w:rPr>
                     <w:t xml:space="preserve">12</w:t>
@@ -3179,7 +3185,7 @@
           </w:tbl>
           <w:p>
             <w:pPr>
-              <w:spacing w:before="0" w:after="0" w:line="24" w:lineRule="auto"/>
+              <w:spacing w:before="0" w:after="0" w:line="50" w:lineRule="exact"/>
             </w:pPr>
           </w:p>
         </w:tc>
@@ -3187,12 +3193,12 @@
     </w:tbl>
     <w:p>
       <w:pPr>
-        <w:spacing w:before="0" w:after="0" w:line="20" w:lineRule="exact"/>
+        <w:spacing w:before="0" w:after="0" w:line="50" w:lineRule="exact"/>
       </w:pPr>
     </w:p>
     <w:p>
       <w:pPr>
-        <w:spacing w:before="0" w:after="0" w:line="20" w:lineRule="exact"/>
+        <w:spacing w:before="0" w:after="0" w:line="50" w:lineRule="exact"/>
       </w:pPr>
     </w:p>
     <w:tbl>
@@ -3242,25 +3248,25 @@
                 <w:rFonts w:ascii="Avenir Next" w:hAnsi="Avenir Next" w:cs="Avenir Next" w:eastAsia="Avenir Next"/>
                 <w:b/>
                 <w:color w:val="1A1A1A"/>
+                <w:sz w:val="22"/>
+                <w:szCs w:val="20"/>
+              </w:rPr>
+              <w:t xml:space="preserve">11.</w:t>
+            </w:r>
+            <w:r>
+              <w:rPr>
+                <w:rFonts w:ascii="Avenir Next" w:hAnsi="Avenir Next" w:cs="Avenir Next" w:eastAsia="Avenir Next"/>
+                <w:color w:val="1A1A1A"/>
                 <w:sz w:val="20"/>
                 <w:szCs w:val="20"/>
               </w:rPr>
-              <w:t xml:space="preserve">11.</w:t>
-            </w:r>
-            <w:r>
-              <w:rPr>
-                <w:rFonts w:ascii="Avenir Next" w:hAnsi="Avenir Next" w:cs="Avenir Next" w:eastAsia="Avenir Next"/>
-                <w:color w:val="1A1A1A"/>
-                <w:sz w:val="20"/>
-                <w:szCs w:val="20"/>
-              </w:rPr>
               <w:tab/>
             </w:r>
             <w:r>
               <w:rPr>
                 <w:rFonts w:ascii="Avenir Next" w:hAnsi="Avenir Next" w:cs="Avenir Next" w:eastAsia="Avenir Next"/>
                 <w:color w:val="1A1A1A"/>
-                <w:sz w:val="20"/>
+                <w:sz w:val="22"/>
                 <w:szCs w:val="20"/>
               </w:rPr>
               <w:t xml:space="preserve">A ratio of 1 : 5 shares 30 cookies. The smaller share is —</w:t>
@@ -3316,7 +3322,7 @@
                       <w:rFonts w:ascii="Avenir Next" w:hAnsi="Avenir Next" w:cs="Avenir Next" w:eastAsia="Avenir Next"/>
                       <w:b/>
                       <w:color w:val="003A70"/>
-                      <w:sz w:val="19"/>
+                      <w:sz w:val="22"/>
                       <w:szCs w:val="19"/>
                     </w:rPr>
                     <w:t xml:space="preserve">A</w:t>
@@ -3334,7 +3340,7 @@
                     <w:rPr>
                       <w:rFonts w:ascii="Avenir Next" w:hAnsi="Avenir Next" w:cs="Avenir Next" w:eastAsia="Avenir Next"/>
                       <w:color w:val="1A1A1A"/>
-                      <w:sz w:val="19"/>
+                      <w:sz w:val="22"/>
                       <w:szCs w:val="19"/>
                     </w:rPr>
                     <w:t xml:space="preserve">5</w:t>
@@ -3359,7 +3365,7 @@
                       <w:rFonts w:ascii="Avenir Next" w:hAnsi="Avenir Next" w:cs="Avenir Next" w:eastAsia="Avenir Next"/>
                       <w:b/>
                       <w:color w:val="003A70"/>
-                      <w:sz w:val="19"/>
+                      <w:sz w:val="22"/>
                       <w:szCs w:val="19"/>
                     </w:rPr>
                     <w:t xml:space="preserve">B</w:t>
@@ -3377,7 +3383,7 @@
                     <w:rPr>
                       <w:rFonts w:ascii="Avenir Next" w:hAnsi="Avenir Next" w:cs="Avenir Next" w:eastAsia="Avenir Next"/>
                       <w:color w:val="1A1A1A"/>
-                      <w:sz w:val="19"/>
+                      <w:sz w:val="22"/>
                       <w:szCs w:val="19"/>
                     </w:rPr>
                     <w:t xml:space="preserve">6</w:t>
@@ -3402,7 +3408,7 @@
                       <w:rFonts w:ascii="Avenir Next" w:hAnsi="Avenir Next" w:cs="Avenir Next" w:eastAsia="Avenir Next"/>
                       <w:b/>
                       <w:color w:val="003A70"/>
-                      <w:sz w:val="19"/>
+                      <w:sz w:val="22"/>
                       <w:szCs w:val="19"/>
                     </w:rPr>
                     <w:t xml:space="preserve">C</w:t>
@@ -3420,7 +3426,7 @@
                     <w:rPr>
                       <w:rFonts w:ascii="Avenir Next" w:hAnsi="Avenir Next" w:cs="Avenir Next" w:eastAsia="Avenir Next"/>
                       <w:color w:val="1A1A1A"/>
-                      <w:sz w:val="19"/>
+                      <w:sz w:val="22"/>
                       <w:szCs w:val="19"/>
                     </w:rPr>
                     <w:t xml:space="preserve">25</w:t>
@@ -3445,7 +3451,7 @@
                       <w:rFonts w:ascii="Avenir Next" w:hAnsi="Avenir Next" w:cs="Avenir Next" w:eastAsia="Avenir Next"/>
                       <w:b/>
                       <w:color w:val="003A70"/>
-                      <w:sz w:val="19"/>
+                      <w:sz w:val="22"/>
                       <w:szCs w:val="19"/>
                     </w:rPr>
                     <w:t xml:space="preserve">D</w:t>
@@ -3463,7 +3469,7 @@
                     <w:rPr>
                       <w:rFonts w:ascii="Avenir Next" w:hAnsi="Avenir Next" w:cs="Avenir Next" w:eastAsia="Avenir Next"/>
                       <w:color w:val="1A1A1A"/>
-                      <w:sz w:val="19"/>
+                      <w:sz w:val="22"/>
                       <w:szCs w:val="19"/>
                     </w:rPr>
                     <w:t xml:space="preserve">29</w:t>
@@ -3474,7 +3480,7 @@
           </w:tbl>
           <w:p>
             <w:pPr>
-              <w:spacing w:before="0" w:after="0" w:line="24" w:lineRule="auto"/>
+              <w:spacing w:before="0" w:after="0" w:line="50" w:lineRule="exact"/>
             </w:pPr>
           </w:p>
         </w:tc>
@@ -3482,11 +3488,12 @@
     </w:tbl>
     <w:p>
       <w:pPr>
-        <w:spacing w:before="0" w:after="0" w:line="20" w:lineRule="exact"/>
+        <w:spacing w:before="0" w:after="0" w:line="50" w:lineRule="exact"/>
       </w:pPr>
     </w:p>
     <w:p>
       <w:pPr>
+        <w:pStyle w:val="Heading2"/>
         <w:keepNext/>
         <w:pBdr>
           <w:bottom w:val="single" w:sz="8" w:space="3" w:color="003A70"/>
@@ -3502,7 +3509,7 @@
           <w:b/>
           <w:color w:val="003A70"/>
           <w:spacing w:val="14"/>
-          <w:sz w:val="19"/>
+          <w:sz w:val="22"/>
           <w:szCs w:val="19"/>
         </w:rPr>
         <w:t xml:space="preserve">SELF-CHECK CODE</w:t>
@@ -3521,7 +3528,7 @@
           <w:rFonts w:ascii="Avenir Next" w:hAnsi="Avenir Next" w:cs="Avenir Next" w:eastAsia="Avenir Next"/>
           <w:i/>
           <w:color w:val="5A5F66"/>
-          <w:sz w:val="17"/>
+          <w:sz w:val="22"/>
           <w:szCs w:val="17"/>
         </w:rPr>
         <w:t xml:space="preserve">find your answer · copy its letter into that problem’s box · spell a math word</w:t>
@@ -3580,7 +3587,7 @@
                 <w:rFonts w:ascii="Avenir Next" w:hAnsi="Avenir Next" w:cs="Avenir Next" w:eastAsia="Avenir Next"/>
                 <w:b/>
                 <w:color w:val="1A1A1A"/>
-                <w:sz w:val="18"/>
+                <w:sz w:val="22"/>
                 <w:szCs w:val="18"/>
               </w:rPr>
               <w:t xml:space="preserve">16</w:t>
@@ -3596,7 +3603,7 @@
                 <w:rFonts w:ascii="Avenir Next" w:hAnsi="Avenir Next" w:cs="Avenir Next" w:eastAsia="Avenir Next"/>
                 <w:b/>
                 <w:color w:val="003A70"/>
-                <w:sz w:val="18"/>
+                <w:sz w:val="22"/>
                 <w:szCs w:val="18"/>
               </w:rPr>
               <w:t xml:space="preserve">D</w:t>
@@ -3619,7 +3626,7 @@
                 <w:rFonts w:ascii="Avenir Next" w:hAnsi="Avenir Next" w:cs="Avenir Next" w:eastAsia="Avenir Next"/>
                 <w:b/>
                 <w:color w:val="1A1A1A"/>
-                <w:sz w:val="18"/>
+                <w:sz w:val="22"/>
                 <w:szCs w:val="18"/>
               </w:rPr>
               <w:t xml:space="preserve">9</w:t>
@@ -3635,7 +3642,7 @@
                 <w:rFonts w:ascii="Avenir Next" w:hAnsi="Avenir Next" w:cs="Avenir Next" w:eastAsia="Avenir Next"/>
                 <w:b/>
                 <w:color w:val="003A70"/>
-                <w:sz w:val="18"/>
+                <w:sz w:val="22"/>
                 <w:szCs w:val="18"/>
               </w:rPr>
               <w:t xml:space="preserve">I</w:t>
@@ -3658,7 +3665,7 @@
                 <w:rFonts w:ascii="Avenir Next" w:hAnsi="Avenir Next" w:cs="Avenir Next" w:eastAsia="Avenir Next"/>
                 <w:b/>
                 <w:color w:val="1A1A1A"/>
-                <w:sz w:val="18"/>
+                <w:sz w:val="22"/>
                 <w:szCs w:val="18"/>
               </w:rPr>
               <w:t xml:space="preserve">35</w:t>
@@ -3674,7 +3681,7 @@
                 <w:rFonts w:ascii="Avenir Next" w:hAnsi="Avenir Next" w:cs="Avenir Next" w:eastAsia="Avenir Next"/>
                 <w:b/>
                 <w:color w:val="003A70"/>
-                <w:sz w:val="18"/>
+                <w:sz w:val="22"/>
                 <w:szCs w:val="18"/>
               </w:rPr>
               <w:t xml:space="preserve">E</w:t>
@@ -3697,7 +3704,7 @@
                 <w:rFonts w:ascii="Avenir Next" w:hAnsi="Avenir Next" w:cs="Avenir Next" w:eastAsia="Avenir Next"/>
                 <w:b/>
                 <w:color w:val="1A1A1A"/>
-                <w:sz w:val="18"/>
+                <w:sz w:val="22"/>
                 <w:szCs w:val="18"/>
               </w:rPr>
               <w:t xml:space="preserve">5</w:t>
@@ -3713,7 +3720,7 @@
                 <w:rFonts w:ascii="Avenir Next" w:hAnsi="Avenir Next" w:cs="Avenir Next" w:eastAsia="Avenir Next"/>
                 <w:b/>
                 <w:color w:val="003A70"/>
-                <w:sz w:val="18"/>
+                <w:sz w:val="22"/>
                 <w:szCs w:val="18"/>
               </w:rPr>
               <w:t xml:space="preserve">D</w:t>
@@ -3736,7 +3743,7 @@
                 <w:rFonts w:ascii="Avenir Next" w:hAnsi="Avenir Next" w:cs="Avenir Next" w:eastAsia="Avenir Next"/>
                 <w:b/>
                 <w:color w:val="1A1A1A"/>
-                <w:sz w:val="18"/>
+                <w:sz w:val="22"/>
                 <w:szCs w:val="18"/>
               </w:rPr>
               <w:t xml:space="preserve">15</w:t>
@@ -3752,7 +3759,7 @@
                 <w:rFonts w:ascii="Avenir Next" w:hAnsi="Avenir Next" w:cs="Avenir Next" w:eastAsia="Avenir Next"/>
                 <w:b/>
                 <w:color w:val="003A70"/>
-                <w:sz w:val="18"/>
+                <w:sz w:val="22"/>
                 <w:szCs w:val="18"/>
               </w:rPr>
               <w:t xml:space="preserve">X</w:t>
@@ -3775,7 +3782,7 @@
                 <w:rFonts w:ascii="Avenir Next" w:hAnsi="Avenir Next" w:cs="Avenir Next" w:eastAsia="Avenir Next"/>
                 <w:b/>
                 <w:color w:val="1A1A1A"/>
-                <w:sz w:val="18"/>
+                <w:sz w:val="22"/>
                 <w:szCs w:val="18"/>
               </w:rPr>
               <w:t xml:space="preserve">720</w:t>
@@ -3791,7 +3798,7 @@
                 <w:rFonts w:ascii="Avenir Next" w:hAnsi="Avenir Next" w:cs="Avenir Next" w:eastAsia="Avenir Next"/>
                 <w:b/>
                 <w:color w:val="003A70"/>
-                <w:sz w:val="18"/>
+                <w:sz w:val="22"/>
                 <w:szCs w:val="18"/>
               </w:rPr>
               <w:t xml:space="preserve">Q</w:t>
@@ -3814,7 +3821,7 @@
                 <w:rFonts w:ascii="Avenir Next" w:hAnsi="Avenir Next" w:cs="Avenir Next" w:eastAsia="Avenir Next"/>
                 <w:b/>
                 <w:color w:val="1A1A1A"/>
-                <w:sz w:val="18"/>
+                <w:sz w:val="22"/>
                 <w:szCs w:val="18"/>
               </w:rPr>
               <w:t xml:space="preserve">8</w:t>
@@ -3830,7 +3837,7 @@
                 <w:rFonts w:ascii="Avenir Next" w:hAnsi="Avenir Next" w:cs="Avenir Next" w:eastAsia="Avenir Next"/>
                 <w:b/>
                 <w:color w:val="003A70"/>
-                <w:sz w:val="18"/>
+                <w:sz w:val="22"/>
                 <w:szCs w:val="18"/>
               </w:rPr>
               <w:t xml:space="preserve">V</w:t>
@@ -3853,7 +3860,7 @@
                 <w:rFonts w:ascii="Avenir Next" w:hAnsi="Avenir Next" w:cs="Avenir Next" w:eastAsia="Avenir Next"/>
                 <w:b/>
                 <w:color w:val="1A1A1A"/>
-                <w:sz w:val="18"/>
+                <w:sz w:val="22"/>
                 <w:szCs w:val="18"/>
               </w:rPr>
               <w:t xml:space="preserve">20</w:t>
@@ -3869,7 +3876,7 @@
                 <w:rFonts w:ascii="Avenir Next" w:hAnsi="Avenir Next" w:cs="Avenir Next" w:eastAsia="Avenir Next"/>
                 <w:b/>
                 <w:color w:val="003A70"/>
-                <w:sz w:val="18"/>
+                <w:sz w:val="22"/>
                 <w:szCs w:val="18"/>
               </w:rPr>
               <w:t xml:space="preserve">Z</w:t>
@@ -3892,7 +3899,7 @@
                 <w:rFonts w:ascii="Avenir Next" w:hAnsi="Avenir Next" w:cs="Avenir Next" w:eastAsia="Avenir Next"/>
                 <w:b/>
                 <w:color w:val="1A1A1A"/>
-                <w:sz w:val="18"/>
+                <w:sz w:val="22"/>
                 <w:szCs w:val="18"/>
               </w:rPr>
               <w:t xml:space="preserve">6</w:t>
@@ -3908,7 +3915,7 @@
                 <w:rFonts w:ascii="Avenir Next" w:hAnsi="Avenir Next" w:cs="Avenir Next" w:eastAsia="Avenir Next"/>
                 <w:b/>
                 <w:color w:val="003A70"/>
-                <w:sz w:val="18"/>
+                <w:sz w:val="22"/>
                 <w:szCs w:val="18"/>
               </w:rPr>
               <w:t xml:space="preserve">D</w:t>
@@ -3931,7 +3938,7 @@
                 <w:rFonts w:ascii="Avenir Next" w:hAnsi="Avenir Next" w:cs="Avenir Next" w:eastAsia="Avenir Next"/>
                 <w:b/>
                 <w:color w:val="1A1A1A"/>
-                <w:sz w:val="18"/>
+                <w:sz w:val="22"/>
                 <w:szCs w:val="18"/>
               </w:rPr>
               <w:t xml:space="preserve">25</w:t>
@@ -3947,7 +3954,7 @@
                 <w:rFonts w:ascii="Avenir Next" w:hAnsi="Avenir Next" w:cs="Avenir Next" w:eastAsia="Avenir Next"/>
                 <w:b/>
                 <w:color w:val="003A70"/>
-                <w:sz w:val="18"/>
+                <w:sz w:val="22"/>
                 <w:szCs w:val="18"/>
               </w:rPr>
               <w:t xml:space="preserve">I</w:t>
@@ -3958,7 +3965,7 @@
     </w:tbl>
     <w:p>
       <w:pPr>
-        <w:spacing w:before="0" w:after="0" w:line="60" w:lineRule="auto"/>
+        <w:spacing w:before="0" w:after="0" w:line="50" w:lineRule="exact"/>
       </w:pPr>
     </w:p>
     <w:tbl>
@@ -4147,7 +4154,7 @@
     </w:tbl>
     <w:p>
       <w:pPr>
-        <w:spacing w:before="0" w:after="0" w:line="40" w:lineRule="auto"/>
+        <w:spacing w:before="0" w:after="0" w:line="50" w:lineRule="exact"/>
       </w:pPr>
     </w:p>
     <w:tbl>
@@ -4189,6 +4196,7 @@
           </w:tcPr>
           <w:p>
             <w:pPr>
+              <w:pStyle w:val="Heading2"/>
               <w:spacing w:before="0" w:after="0" w:line="240" w:lineRule="auto"/>
             </w:pPr>
             <w:r>
@@ -4226,7 +4234,7 @@
               <w:rPr>
                 <w:rFonts w:ascii="Avenir Next" w:hAnsi="Avenir Next" w:cs="Avenir Next" w:eastAsia="Avenir Next"/>
                 <w:color w:val="1A1A1A"/>
-                <w:sz w:val="17"/>
+                <w:sz w:val="22"/>
                 <w:szCs w:val="17"/>
               </w:rPr>
               <w:t xml:space="preserve">  I can do this on my own</w:t>
@@ -4255,7 +4263,7 @@
               <w:rPr>
                 <w:rFonts w:ascii="Avenir Next" w:hAnsi="Avenir Next" w:cs="Avenir Next" w:eastAsia="Avenir Next"/>
                 <w:color w:val="1A1A1A"/>
-                <w:sz w:val="17"/>
+                <w:sz w:val="22"/>
                 <w:szCs w:val="17"/>
               </w:rPr>
               <w:t xml:space="preserve">  I need a little help</w:t>
@@ -4284,7 +4292,7 @@
               <w:rPr>
                 <w:rFonts w:ascii="Avenir Next" w:hAnsi="Avenir Next" w:cs="Avenir Next" w:eastAsia="Avenir Next"/>
                 <w:color w:val="1A1A1A"/>
-                <w:sz w:val="17"/>
+                <w:sz w:val="22"/>
                 <w:szCs w:val="17"/>
               </w:rPr>
               <w:t xml:space="preserve">  I have a question about #</w:t>
@@ -4305,7 +4313,7 @@
     </w:tbl>
     <w:p>
       <w:pPr>
-        <w:spacing w:before="0" w:after="0" w:line="20" w:lineRule="exact"/>
+        <w:spacing w:before="0" w:after="0" w:line="50" w:lineRule="exact"/>
       </w:pPr>
     </w:p>
     <w:sectPr>
@@ -4391,7 +4399,106 @@
               <w:sz w:val="15"/>
               <w:szCs w:val="15"/>
             </w:rPr>
-            <w:t xml:space="preserve">Lesson 3-1  ·  Session 2  ·  Practice Form B</w:t>
+            <w:t xml:space="preserve">3-1 · Page </w:t>
+          </w:r>
+          <w:r>
+            <w:rPr>
+              <w:rFonts w:ascii="Avenir Next" w:hAnsi="Avenir Next" w:cs="Avenir Next" w:eastAsia="Avenir Next"/>
+              <w:color w:val="5A5F66"/>
+              <w:sz w:val="15"/>
+              <w:szCs w:val="15"/>
+            </w:rPr>
+            <w:fldChar w:fldCharType="begin"/>
+          </w:r>
+          <w:r>
+            <w:rPr>
+              <w:rFonts w:ascii="Avenir Next" w:hAnsi="Avenir Next" w:cs="Avenir Next" w:eastAsia="Avenir Next"/>
+              <w:color w:val="5A5F66"/>
+              <w:sz w:val="15"/>
+              <w:szCs w:val="15"/>
+            </w:rPr>
+            <w:instrText xml:space="preserve"> PAGE </w:instrText>
+          </w:r>
+          <w:r>
+            <w:rPr>
+              <w:rFonts w:ascii="Avenir Next" w:hAnsi="Avenir Next" w:cs="Avenir Next" w:eastAsia="Avenir Next"/>
+              <w:color w:val="5A5F66"/>
+              <w:sz w:val="15"/>
+              <w:szCs w:val="15"/>
+            </w:rPr>
+            <w:fldChar w:fldCharType="separate"/>
+          </w:r>
+          <w:r>
+            <w:rPr>
+              <w:rFonts w:ascii="Avenir Next" w:hAnsi="Avenir Next" w:cs="Avenir Next" w:eastAsia="Avenir Next"/>
+              <w:color w:val="5A5F66"/>
+              <w:sz w:val="15"/>
+              <w:szCs w:val="15"/>
+            </w:rPr>
+            <w:t xml:space="preserve">1</w:t>
+          </w:r>
+          <w:r>
+            <w:rPr>
+              <w:rFonts w:ascii="Avenir Next" w:hAnsi="Avenir Next" w:cs="Avenir Next" w:eastAsia="Avenir Next"/>
+              <w:color w:val="5A5F66"/>
+              <w:sz w:val="15"/>
+              <w:szCs w:val="15"/>
+            </w:rPr>
+            <w:fldChar w:fldCharType="end"/>
+          </w:r>
+          <w:r>
+            <w:rPr>
+              <w:rFonts w:ascii="Avenir Next" w:hAnsi="Avenir Next" w:cs="Avenir Next" w:eastAsia="Avenir Next"/>
+              <w:color w:val="5A5F66"/>
+              <w:sz w:val="15"/>
+              <w:szCs w:val="15"/>
+            </w:rPr>
+            <w:t xml:space="preserve"> of </w:t>
+          </w:r>
+          <w:r>
+            <w:rPr>
+              <w:rFonts w:ascii="Avenir Next" w:hAnsi="Avenir Next" w:cs="Avenir Next" w:eastAsia="Avenir Next"/>
+              <w:color w:val="5A5F66"/>
+              <w:sz w:val="15"/>
+              <w:szCs w:val="15"/>
+            </w:rPr>
+            <w:fldChar w:fldCharType="begin"/>
+          </w:r>
+          <w:r>
+            <w:rPr>
+              <w:rFonts w:ascii="Avenir Next" w:hAnsi="Avenir Next" w:cs="Avenir Next" w:eastAsia="Avenir Next"/>
+              <w:color w:val="5A5F66"/>
+              <w:sz w:val="15"/>
+              <w:szCs w:val="15"/>
+            </w:rPr>
+            <w:instrText xml:space="preserve"> NUMPAGES </w:instrText>
+          </w:r>
+          <w:r>
+            <w:rPr>
+              <w:rFonts w:ascii="Avenir Next" w:hAnsi="Avenir Next" w:cs="Avenir Next" w:eastAsia="Avenir Next"/>
+              <w:color w:val="5A5F66"/>
+              <w:sz w:val="15"/>
+              <w:szCs w:val="15"/>
+            </w:rPr>
+            <w:fldChar w:fldCharType="separate"/>
+          </w:r>
+          <w:r>
+            <w:rPr>
+              <w:rFonts w:ascii="Avenir Next" w:hAnsi="Avenir Next" w:cs="Avenir Next" w:eastAsia="Avenir Next"/>
+              <w:color w:val="5A5F66"/>
+              <w:sz w:val="15"/>
+              <w:szCs w:val="15"/>
+            </w:rPr>
+            <w:t xml:space="preserve">1</w:t>
+          </w:r>
+          <w:r>
+            <w:rPr>
+              <w:rFonts w:ascii="Avenir Next" w:hAnsi="Avenir Next" w:cs="Avenir Next" w:eastAsia="Avenir Next"/>
+              <w:color w:val="5A5F66"/>
+              <w:sz w:val="15"/>
+              <w:szCs w:val="15"/>
+            </w:rPr>
+            <w:fldChar w:fldCharType="end"/>
           </w:r>
         </w:p>
       </w:tc>
@@ -4434,5 +4541,23 @@
       </w:tblCellMar>
     </w:tblPr>
   </w:style>
+  <w:style w:type="paragraph" w:styleId="Heading1">
+    <w:name w:val="heading 1"/>
+    <w:basedOn w:val="Normal"/>
+    <w:pPr>
+      <w:outlineLvl w:val="0"/>
+      <w:keepNext w:val="0"/>
+      <w:keepLines w:val="0"/>
+    </w:pPr>
+  </w:style>
+  <w:style w:type="paragraph" w:styleId="Heading2">
+    <w:name w:val="heading 2"/>
+    <w:basedOn w:val="Normal"/>
+    <w:pPr>
+      <w:outlineLvl w:val="1"/>
+      <w:keepNext w:val="0"/>
+      <w:keepLines w:val="0"/>
+    </w:pPr>
+  </w:style>
 </w:styles>
 </file>